--- a/CV.vn.docx
+++ b/CV.vn.docx
@@ -1,6 +1,6 @@
 
 <file path=word/document.xml><?xml version="1.0" encoding="utf-8"?>
-<w:document xmlns:wpc="http://schemas.microsoft.com/office/word/2010/wordprocessingCanvas" xmlns:cx="http://schemas.microsoft.com/office/drawing/2014/chartex" xmlns:mc="http://schemas.openxmlformats.org/markup-compatibility/2006" xmlns:o="urn:schemas-microsoft-com:office:office" xmlns:r="http://schemas.openxmlformats.org/officeDocument/2006/relationships" xmlns:m="http://schemas.openxmlformats.org/officeDocument/2006/math" xmlns:v="urn:schemas-microsoft-com:vml" xmlns:wp14="http://schemas.microsoft.com/office/word/2010/wordprocessingDrawing" xmlns:wp="http://schemas.openxmlformats.org/drawingml/2006/wordprocessingDrawing" xmlns:w10="urn:schemas-microsoft-com:office:word" xmlns:w="http://schemas.openxmlformats.org/wordprocessingml/2006/main" xmlns:w14="http://schemas.microsoft.com/office/word/2010/wordml" xmlns:w15="http://schemas.microsoft.com/office/word/2012/wordml" xmlns:w16se="http://schemas.microsoft.com/office/word/2015/wordml/symex" xmlns:wpg="http://schemas.microsoft.com/office/word/2010/wordprocessingGroup" xmlns:wpi="http://schemas.microsoft.com/office/word/2010/wordprocessingInk" xmlns:wne="http://schemas.microsoft.com/office/word/2006/wordml" xmlns:wps="http://schemas.microsoft.com/office/word/2010/wordprocessingShape" mc:Ignorable="w14 w15 w16se wp14">
+<w:document xmlns:wpc="http://schemas.microsoft.com/office/word/2010/wordprocessingCanvas" xmlns:cx="http://schemas.microsoft.com/office/drawing/2014/chartex" xmlns:cx1="http://schemas.microsoft.com/office/drawing/2015/9/8/chartex" xmlns:cx2="http://schemas.microsoft.com/office/drawing/2015/10/21/chartex" xmlns:cx3="http://schemas.microsoft.com/office/drawing/2016/5/9/chartex" xmlns:cx4="http://schemas.microsoft.com/office/drawing/2016/5/10/chartex" xmlns:cx5="http://schemas.microsoft.com/office/drawing/2016/5/11/chartex" xmlns:cx6="http://schemas.microsoft.com/office/drawing/2016/5/12/chartex" xmlns:cx7="http://schemas.microsoft.com/office/drawing/2016/5/13/chartex" xmlns:cx8="http://schemas.microsoft.com/office/drawing/2016/5/14/chartex" xmlns:mc="http://schemas.openxmlformats.org/markup-compatibility/2006" xmlns:aink="http://schemas.microsoft.com/office/drawing/2016/ink" xmlns:am3d="http://schemas.microsoft.com/office/drawing/2017/model3d" xmlns:o="urn:schemas-microsoft-com:office:office" xmlns:oel="http://schemas.microsoft.com/office/2019/extlst" xmlns:r="http://schemas.openxmlformats.org/officeDocument/2006/relationships" xmlns:m="http://schemas.openxmlformats.org/officeDocument/2006/math" xmlns:v="urn:schemas-microsoft-com:vml" xmlns:wp14="http://schemas.microsoft.com/office/word/2010/wordprocessingDrawing" xmlns:wp="http://schemas.openxmlformats.org/drawingml/2006/wordprocessingDrawing" xmlns:w10="urn:schemas-microsoft-com:office:word" xmlns:w="http://schemas.openxmlformats.org/wordprocessingml/2006/main" xmlns:w14="http://schemas.microsoft.com/office/word/2010/wordml" xmlns:w15="http://schemas.microsoft.com/office/word/2012/wordml" xmlns:w16cex="http://schemas.microsoft.com/office/word/2018/wordml/cex" xmlns:w16cid="http://schemas.microsoft.com/office/word/2016/wordml/cid" xmlns:w16="http://schemas.microsoft.com/office/word/2018/wordml" xmlns:w16du="http://schemas.microsoft.com/office/word/2023/wordml/word16du" xmlns:w16sdtdh="http://schemas.microsoft.com/office/word/2020/wordml/sdtdatahash" xmlns:w16sdtfl="http://schemas.microsoft.com/office/word/2024/wordml/sdtformatlock" xmlns:w16se="http://schemas.microsoft.com/office/word/2015/wordml/symex" xmlns:wpg="http://schemas.microsoft.com/office/word/2010/wordprocessingGroup" xmlns:wpi="http://schemas.microsoft.com/office/word/2010/wordprocessingInk" xmlns:wne="http://schemas.microsoft.com/office/word/2006/wordml" xmlns:wps="http://schemas.microsoft.com/office/word/2010/wordprocessingShape" mc:Ignorable="w14 w15 w16se w16cid w16 w16cex w16sdtdh w16sdtfl w16du wp14">
   <w:body>
     <w:p>
       <w:pPr>
@@ -140,7 +140,23 @@
           <w:sz w:val="24"/>
           <w:szCs w:val="24"/>
         </w:rPr>
-        <w:t>Sinh viên tốt nghiệp ngành Công nghệ Thông tin, với 1 năm kinh nghiệm thực tế làm kỹ sư phần mềm, chuyên về lập trình Java và phát triển web. Đam mê khám phá các công nghệ mới và tìm kiếm những cơ hội thách thức.</w:t>
+        <w:t>Sinh viên tốt nghiệp ngành Công nghệ Thông tin, với</w:t>
+      </w:r>
+      <w:r>
+        <w:rPr>
+          <w:rFonts w:ascii="Calibri" w:hAnsi="Calibri" w:cs="Calibri"/>
+          <w:sz w:val="24"/>
+          <w:szCs w:val="24"/>
+        </w:rPr>
+        <w:t xml:space="preserve"> hơn</w:t>
+      </w:r>
+      <w:r>
+        <w:rPr>
+          <w:rFonts w:ascii="Calibri" w:hAnsi="Calibri" w:cs="Calibri"/>
+          <w:sz w:val="24"/>
+          <w:szCs w:val="24"/>
+        </w:rPr>
+        <w:t xml:space="preserve"> 1 năm kinh nghiệm thực tế làm kỹ sư phần mềm, chuyên về lập trình Java và phát triển web. Đam mê khám phá các công nghệ mới và tìm kiếm những cơ hội thách thức.</w:t>
       </w:r>
     </w:p>
     <w:p>
@@ -168,7 +184,35 @@
         <w:spacing w:line="240" w:lineRule="auto"/>
         <w:rPr>
           <w:rFonts w:ascii="Calibri" w:hAnsi="Calibri" w:cs="Calibri"/>
-          <w:b/>
+          <w:bCs/>
+          <w:sz w:val="24"/>
+          <w:szCs w:val="24"/>
+        </w:rPr>
+      </w:pPr>
+      <w:r>
+        <w:rPr>
+          <w:rFonts w:ascii="Calibri" w:hAnsi="Calibri" w:cs="Calibri"/>
+          <w:b/>
+          <w:sz w:val="24"/>
+          <w:szCs w:val="24"/>
+        </w:rPr>
+        <w:t xml:space="preserve">Programming Languages: </w:t>
+      </w:r>
+      <w:r>
+        <w:rPr>
+          <w:rFonts w:ascii="Calibri" w:hAnsi="Calibri" w:cs="Calibri"/>
+          <w:bCs/>
+          <w:sz w:val="24"/>
+          <w:szCs w:val="24"/>
+        </w:rPr>
+        <w:t>Java 17 (Core, Stream API, Multithreading), SQL.</w:t>
+      </w:r>
+    </w:p>
+    <w:p>
+      <w:pPr>
+        <w:spacing w:line="240" w:lineRule="auto"/>
+        <w:rPr>
+          <w:rFonts w:ascii="Calibri" w:hAnsi="Calibri" w:cs="Calibri"/>
           <w:sz w:val="24"/>
           <w:szCs w:val="24"/>
         </w:rPr>
@@ -182,221 +226,141 @@
         </w:rPr>
         <w:t xml:space="preserve">Backend: </w:t>
       </w:r>
-      <w:r>
-        <w:rPr>
-          <w:rFonts w:ascii="Calibri" w:hAnsi="Calibri" w:cs="Calibri"/>
-          <w:sz w:val="24"/>
-          <w:szCs w:val="24"/>
-        </w:rPr>
-        <w:t xml:space="preserve">Java 17, </w:t>
-      </w:r>
-      <w:r>
-        <w:rPr>
-          <w:rFonts w:ascii="Calibri" w:hAnsi="Calibri" w:cs="Calibri"/>
-          <w:sz w:val="24"/>
-          <w:szCs w:val="24"/>
-        </w:rPr>
-        <w:t>Java</w:t>
-      </w:r>
-      <w:r>
-        <w:rPr>
-          <w:rFonts w:ascii="Calibri" w:hAnsi="Calibri" w:cs="Calibri"/>
-          <w:sz w:val="24"/>
-          <w:szCs w:val="24"/>
-        </w:rPr>
-        <w:t xml:space="preserve"> Core</w:t>
-      </w:r>
-      <w:r>
-        <w:rPr>
-          <w:rFonts w:ascii="Calibri" w:hAnsi="Calibri" w:cs="Calibri"/>
-          <w:sz w:val="24"/>
-          <w:szCs w:val="24"/>
-        </w:rPr>
-        <w:t>, Spring Boot,</w:t>
-      </w:r>
-      <w:r>
-        <w:rPr>
-          <w:rFonts w:ascii="Calibri" w:hAnsi="Calibri" w:cs="Calibri"/>
-          <w:sz w:val="24"/>
-          <w:szCs w:val="24"/>
-        </w:rPr>
-        <w:t xml:space="preserve"> Spring MVC,</w:t>
-      </w:r>
-      <w:r>
-        <w:rPr>
-          <w:rFonts w:ascii="Calibri" w:hAnsi="Calibri" w:cs="Calibri"/>
-          <w:sz w:val="24"/>
-          <w:szCs w:val="24"/>
-        </w:rPr>
-        <w:t xml:space="preserve"> Spring Validation,</w:t>
-      </w:r>
-      <w:r>
-        <w:rPr>
-          <w:rFonts w:ascii="Calibri" w:hAnsi="Calibri" w:cs="Calibri"/>
-          <w:sz w:val="24"/>
-          <w:szCs w:val="24"/>
-        </w:rPr>
-        <w:t xml:space="preserve"> </w:t>
-      </w:r>
-      <w:r>
-        <w:rPr>
-          <w:rFonts w:ascii="Calibri" w:hAnsi="Calibri" w:cs="Calibri"/>
-          <w:sz w:val="24"/>
-          <w:szCs w:val="24"/>
-        </w:rPr>
-        <w:t xml:space="preserve">Spring AOP, </w:t>
-      </w:r>
-      <w:r>
-        <w:rPr>
-          <w:rFonts w:ascii="Calibri" w:hAnsi="Calibri" w:cs="Calibri"/>
-          <w:sz w:val="24"/>
-          <w:szCs w:val="24"/>
-        </w:rPr>
-        <w:t>Spring Security, Spring Data</w:t>
-      </w:r>
-      <w:r>
-        <w:rPr>
-          <w:rFonts w:ascii="Calibri" w:hAnsi="Calibri" w:cs="Calibri"/>
-          <w:sz w:val="24"/>
-          <w:szCs w:val="24"/>
-        </w:rPr>
-        <w:t xml:space="preserve"> JPA</w:t>
-      </w:r>
-      <w:r>
-        <w:rPr>
-          <w:rFonts w:ascii="Calibri" w:hAnsi="Calibri" w:cs="Calibri"/>
-          <w:sz w:val="24"/>
-          <w:szCs w:val="24"/>
-        </w:rPr>
-        <w:t>/</w:t>
-      </w:r>
-      <w:r>
-        <w:rPr>
-          <w:rFonts w:ascii="Calibri" w:hAnsi="Calibri" w:cs="Calibri"/>
-          <w:sz w:val="24"/>
-          <w:szCs w:val="24"/>
-        </w:rPr>
-        <w:t xml:space="preserve">Hibernate, </w:t>
-      </w:r>
-      <w:r>
-        <w:rPr>
-          <w:rFonts w:ascii="Calibri" w:hAnsi="Calibri" w:cs="Calibri"/>
-          <w:sz w:val="24"/>
-          <w:szCs w:val="24"/>
-        </w:rPr>
-        <w:t xml:space="preserve">Transaction Management, </w:t>
-      </w:r>
-      <w:r>
-        <w:rPr>
-          <w:rFonts w:ascii="Calibri" w:hAnsi="Calibri" w:cs="Calibri"/>
-          <w:sz w:val="24"/>
-          <w:szCs w:val="24"/>
-        </w:rPr>
-        <w:t xml:space="preserve">Lombok, </w:t>
-      </w:r>
-      <w:r>
-        <w:rPr>
-          <w:rFonts w:ascii="Calibri" w:hAnsi="Calibri" w:cs="Calibri"/>
-          <w:sz w:val="24"/>
-          <w:szCs w:val="24"/>
-        </w:rPr>
-        <w:t xml:space="preserve">RESTful API, Message </w:t>
-      </w:r>
-      <w:r>
-        <w:rPr>
-          <w:rFonts w:ascii="Calibri" w:hAnsi="Calibri" w:cs="Calibri"/>
-          <w:sz w:val="24"/>
-          <w:szCs w:val="24"/>
-        </w:rPr>
-        <w:t>Broker</w:t>
-      </w:r>
-      <w:r>
-        <w:rPr>
-          <w:rFonts w:ascii="Calibri" w:hAnsi="Calibri" w:cs="Calibri"/>
-          <w:sz w:val="24"/>
-          <w:szCs w:val="24"/>
-        </w:rPr>
-        <w:t xml:space="preserve"> </w:t>
-      </w:r>
-      <w:r>
-        <w:rPr>
-          <w:rFonts w:ascii="Calibri" w:hAnsi="Calibri" w:cs="Calibri"/>
-          <w:sz w:val="24"/>
-          <w:szCs w:val="24"/>
-        </w:rPr>
-        <w:t>(Ac</w:t>
-      </w:r>
-      <w:r>
-        <w:rPr>
-          <w:rFonts w:ascii="Calibri" w:hAnsi="Calibri" w:cs="Calibri"/>
-          <w:sz w:val="24"/>
-          <w:szCs w:val="24"/>
-        </w:rPr>
-        <w:t>tiveMQ, RabbitMQ)</w:t>
-      </w:r>
-      <w:r>
-        <w:rPr>
-          <w:rFonts w:ascii="Calibri" w:hAnsi="Calibri" w:cs="Calibri"/>
-          <w:sz w:val="24"/>
-          <w:szCs w:val="24"/>
-        </w:rPr>
-        <w:t xml:space="preserve">, </w:t>
-      </w:r>
-      <w:r>
-        <w:rPr>
-          <w:rFonts w:ascii="Calibri" w:hAnsi="Calibri" w:cs="Calibri"/>
-          <w:sz w:val="24"/>
-          <w:szCs w:val="24"/>
-        </w:rPr>
-        <w:t xml:space="preserve">Real-Time Data (WebSocket), </w:t>
-      </w:r>
-      <w:r>
-        <w:rPr>
-          <w:rFonts w:ascii="Calibri" w:hAnsi="Calibri" w:cs="Calibri"/>
-          <w:sz w:val="24"/>
-          <w:szCs w:val="24"/>
-        </w:rPr>
-        <w:t>Spring Batch</w:t>
-      </w:r>
-      <w:r>
-        <w:rPr>
-          <w:rFonts w:ascii="Calibri" w:hAnsi="Calibri" w:cs="Calibri"/>
-          <w:sz w:val="24"/>
-          <w:szCs w:val="24"/>
-        </w:rPr>
-        <w:t>, S</w:t>
-      </w:r>
-      <w:r>
-        <w:rPr>
-          <w:rFonts w:ascii="Calibri" w:hAnsi="Calibri" w:cs="Calibri"/>
-          <w:sz w:val="24"/>
-          <w:szCs w:val="24"/>
-        </w:rPr>
-        <w:t>pring Scheduler, Quartz Scheduler,</w:t>
-      </w:r>
-      <w:r>
-        <w:rPr>
-          <w:rFonts w:ascii="Calibri" w:hAnsi="Calibri" w:cs="Calibri"/>
-          <w:sz w:val="24"/>
-          <w:szCs w:val="24"/>
-        </w:rPr>
-        <w:t xml:space="preserve"> </w:t>
-      </w:r>
-      <w:r>
-        <w:rPr>
-          <w:rFonts w:ascii="Calibri" w:hAnsi="Calibri" w:cs="Calibri"/>
-          <w:sz w:val="24"/>
-          <w:szCs w:val="24"/>
-        </w:rPr>
-        <w:t>MyBatis</w:t>
-      </w:r>
-      <w:r>
-        <w:rPr>
-          <w:rFonts w:ascii="Calibri" w:hAnsi="Calibri" w:cs="Calibri"/>
-          <w:sz w:val="24"/>
-          <w:szCs w:val="24"/>
-        </w:rPr>
-        <w:t>, Flyway</w:t>
+    </w:p>
+    <w:p>
+      <w:pPr>
+        <w:pStyle w:val="ListParagraph"/>
+        <w:numPr>
+          <w:ilvl w:val="0"/>
+          <w:numId w:val="1"/>
+        </w:numPr>
+        <w:spacing w:line="240" w:lineRule="auto"/>
+        <w:rPr>
+          <w:rFonts w:ascii="Calibri" w:hAnsi="Calibri" w:cs="Calibri"/>
+          <w:b/>
+          <w:sz w:val="24"/>
+          <w:szCs w:val="24"/>
+        </w:rPr>
+      </w:pPr>
+      <w:r>
+        <w:rPr>
+          <w:rFonts w:ascii="Calibri" w:hAnsi="Calibri" w:cs="Calibri"/>
+          <w:b/>
+          <w:sz w:val="24"/>
+          <w:szCs w:val="24"/>
+        </w:rPr>
+        <w:t xml:space="preserve">Frameworks: </w:t>
+      </w:r>
+      <w:r>
+        <w:rPr>
+          <w:rFonts w:ascii="Calibri" w:hAnsi="Calibri" w:cs="Calibri"/>
+          <w:bCs/>
+          <w:sz w:val="24"/>
+          <w:szCs w:val="24"/>
+        </w:rPr>
+        <w:t>Spring Boot 3, Spring MVC, Spring Security (JWT/OAuth2), Spring Data JPA/Hibernate, MyBatis.</w:t>
+      </w:r>
+    </w:p>
+    <w:p>
+      <w:pPr>
+        <w:pStyle w:val="ListParagraph"/>
+        <w:numPr>
+          <w:ilvl w:val="0"/>
+          <w:numId w:val="1"/>
+        </w:numPr>
+        <w:spacing w:line="240" w:lineRule="auto"/>
+        <w:rPr>
+          <w:rFonts w:ascii="Calibri" w:hAnsi="Calibri" w:cs="Calibri"/>
+          <w:b/>
+          <w:sz w:val="24"/>
+          <w:szCs w:val="24"/>
+        </w:rPr>
+      </w:pPr>
+      <w:r>
+        <w:rPr>
+          <w:rFonts w:ascii="Calibri" w:hAnsi="Calibri" w:cs="Calibri"/>
+          <w:b/>
+          <w:sz w:val="24"/>
+          <w:szCs w:val="24"/>
+        </w:rPr>
+        <w:t xml:space="preserve">Advanced Features: </w:t>
+      </w:r>
+      <w:r>
+        <w:rPr>
+          <w:rFonts w:ascii="Calibri" w:hAnsi="Calibri" w:cs="Calibri"/>
+          <w:bCs/>
+          <w:sz w:val="24"/>
+          <w:szCs w:val="24"/>
+        </w:rPr>
+        <w:t>Spring AOP, Spring Batch, Spring Scheduler/Quartz, Transaction Management.</w:t>
+      </w:r>
+    </w:p>
+    <w:p>
+      <w:pPr>
+        <w:pStyle w:val="ListParagraph"/>
+        <w:numPr>
+          <w:ilvl w:val="0"/>
+          <w:numId w:val="1"/>
+        </w:numPr>
+        <w:spacing w:line="240" w:lineRule="auto"/>
+        <w:rPr>
+          <w:rFonts w:ascii="Calibri" w:hAnsi="Calibri" w:cs="Calibri"/>
+          <w:b/>
+          <w:sz w:val="24"/>
+          <w:szCs w:val="24"/>
+        </w:rPr>
+      </w:pPr>
+      <w:r>
+        <w:rPr>
+          <w:rFonts w:ascii="Calibri" w:hAnsi="Calibri" w:cs="Calibri"/>
+          <w:b/>
+          <w:sz w:val="24"/>
+          <w:szCs w:val="24"/>
+        </w:rPr>
+        <w:t xml:space="preserve">Real-time &amp; Messaging: </w:t>
+      </w:r>
+      <w:r>
+        <w:rPr>
+          <w:rFonts w:ascii="Calibri" w:hAnsi="Calibri" w:cs="Calibri"/>
+          <w:bCs/>
+          <w:sz w:val="24"/>
+          <w:szCs w:val="24"/>
+        </w:rPr>
+        <w:t>WebSocket (Stomp), Message Brokers (RabbitMQ, ActiveMQ, Kafka).</w:t>
+      </w:r>
+    </w:p>
+    <w:p>
+      <w:pPr>
+        <w:pStyle w:val="ListParagraph"/>
+        <w:numPr>
+          <w:ilvl w:val="0"/>
+          <w:numId w:val="1"/>
+        </w:numPr>
+        <w:spacing w:line="240" w:lineRule="auto"/>
+        <w:rPr>
+          <w:rFonts w:ascii="Calibri" w:hAnsi="Calibri" w:cs="Calibri"/>
+          <w:b/>
+          <w:sz w:val="24"/>
+          <w:szCs w:val="24"/>
+        </w:rPr>
+      </w:pPr>
+      <w:r>
+        <w:rPr>
+          <w:rFonts w:ascii="Calibri" w:hAnsi="Calibri" w:cs="Calibri"/>
+          <w:b/>
+          <w:sz w:val="24"/>
+          <w:szCs w:val="24"/>
+        </w:rPr>
+        <w:t xml:space="preserve">API Design: </w:t>
+      </w:r>
+      <w:r>
+        <w:rPr>
+          <w:rFonts w:ascii="Calibri" w:hAnsi="Calibri" w:cs="Calibri"/>
+          <w:bCs/>
+          <w:sz w:val="24"/>
+          <w:szCs w:val="24"/>
+        </w:rPr>
+        <w:t>RESTful API, Swagger/OpenAPI, Spring Validation.</w:t>
       </w:r>
     </w:p>
     <w:p>
@@ -423,15 +387,7 @@
           <w:sz w:val="24"/>
           <w:szCs w:val="24"/>
         </w:rPr>
-        <w:t>HTML5, CSS3, JavaScript, jQuery, Bootstrap</w:t>
-      </w:r>
-      <w:r>
-        <w:rPr>
-          <w:rFonts w:ascii="Calibri" w:hAnsi="Calibri" w:cs="Calibri"/>
-          <w:sz w:val="24"/>
-          <w:szCs w:val="24"/>
-        </w:rPr>
-        <w:t>, Thymeleaf</w:t>
+        <w:t>ReactJS, TypeScript (Vite), HTML5, CSS3, JavaScript (ES6+), jQuery, Material UI, Tailwind CSS, Bootstrap.</w:t>
       </w:r>
     </w:p>
     <w:p>
@@ -458,99 +414,34 @@
           <w:sz w:val="24"/>
           <w:szCs w:val="24"/>
         </w:rPr>
-        <w:t>MySQL, MS SQL, Oracle, SQLite</w:t>
-      </w:r>
-    </w:p>
-    <w:p>
-      <w:pPr>
-        <w:spacing w:line="240" w:lineRule="auto"/>
-        <w:rPr>
-          <w:rFonts w:ascii="Calibri" w:hAnsi="Calibri" w:cs="Calibri"/>
-          <w:sz w:val="24"/>
-          <w:szCs w:val="24"/>
-        </w:rPr>
-      </w:pPr>
-      <w:r>
-        <w:rPr>
-          <w:rFonts w:ascii="Calibri" w:hAnsi="Calibri" w:cs="Calibri"/>
-          <w:b/>
-          <w:sz w:val="24"/>
-          <w:szCs w:val="24"/>
-        </w:rPr>
-        <w:t>DevOps</w:t>
-      </w:r>
-      <w:r>
-        <w:rPr>
-          <w:rFonts w:ascii="Calibri" w:hAnsi="Calibri" w:cs="Calibri"/>
-          <w:b/>
-          <w:sz w:val="24"/>
-          <w:szCs w:val="24"/>
-        </w:rPr>
-        <w:t>/Tools</w:t>
-      </w:r>
-      <w:r>
-        <w:rPr>
-          <w:rFonts w:ascii="Calibri" w:hAnsi="Calibri" w:cs="Calibri"/>
-          <w:sz w:val="24"/>
-          <w:szCs w:val="24"/>
-        </w:rPr>
-        <w:t xml:space="preserve">: </w:t>
-      </w:r>
-      <w:r>
-        <w:rPr>
-          <w:rFonts w:ascii="Calibri" w:hAnsi="Calibri" w:cs="Calibri"/>
-          <w:sz w:val="24"/>
-          <w:szCs w:val="24"/>
-        </w:rPr>
-        <w:t>VCS (Git, GitH</w:t>
-      </w:r>
-      <w:r>
-        <w:rPr>
-          <w:rFonts w:ascii="Calibri" w:hAnsi="Calibri" w:cs="Calibri"/>
-          <w:sz w:val="24"/>
-          <w:szCs w:val="24"/>
-        </w:rPr>
-        <w:t xml:space="preserve">ub), Maven, Gradle, </w:t>
-      </w:r>
-      <w:r>
-        <w:rPr>
-          <w:rFonts w:ascii="Calibri" w:hAnsi="Calibri" w:cs="Calibri"/>
-          <w:sz w:val="24"/>
-          <w:szCs w:val="24"/>
-        </w:rPr>
-        <w:t xml:space="preserve">Docker, </w:t>
-      </w:r>
-      <w:r>
-        <w:rPr>
-          <w:rFonts w:ascii="Calibri" w:hAnsi="Calibri" w:cs="Calibri"/>
-          <w:sz w:val="24"/>
-          <w:szCs w:val="24"/>
-        </w:rPr>
-        <w:t>AWS, Linux</w:t>
-      </w:r>
-      <w:r>
-        <w:rPr>
-          <w:rFonts w:ascii="Calibri" w:hAnsi="Calibri" w:cs="Calibri"/>
-          <w:sz w:val="24"/>
-          <w:szCs w:val="24"/>
-        </w:rPr>
-        <w:t xml:space="preserve">, </w:t>
-      </w:r>
-      <w:r>
-        <w:rPr>
-          <w:rFonts w:ascii="Calibri" w:hAnsi="Calibri" w:cs="Calibri"/>
-          <w:sz w:val="24"/>
-          <w:szCs w:val="24"/>
-        </w:rPr>
-        <w:t>Postman</w:t>
-      </w:r>
-      <w:r>
-        <w:rPr>
-          <w:rFonts w:ascii="Calibri" w:hAnsi="Calibri" w:cs="Calibri"/>
-          <w:sz w:val="24"/>
-          <w:szCs w:val="24"/>
-        </w:rPr>
-        <w:t>, Swagger</w:t>
+        <w:t>Oracle DB, PostgreSQL, MySQL, MS SQL, Flyway (Migration).</w:t>
+      </w:r>
+    </w:p>
+    <w:p>
+      <w:pPr>
+        <w:spacing w:line="240" w:lineRule="auto"/>
+        <w:rPr>
+          <w:rFonts w:ascii="Calibri" w:hAnsi="Calibri" w:cs="Calibri"/>
+          <w:sz w:val="24"/>
+          <w:szCs w:val="24"/>
+        </w:rPr>
+      </w:pPr>
+      <w:r>
+        <w:rPr>
+          <w:rFonts w:ascii="Calibri" w:hAnsi="Calibri" w:cs="Calibri"/>
+          <w:b/>
+          <w:sz w:val="24"/>
+          <w:szCs w:val="24"/>
+        </w:rPr>
+        <w:t>DevOps/Tools</w:t>
+      </w:r>
+      <w:r>
+        <w:rPr>
+          <w:rFonts w:ascii="Calibri" w:hAnsi="Calibri" w:cs="Calibri"/>
+          <w:sz w:val="24"/>
+          <w:szCs w:val="24"/>
+        </w:rPr>
+        <w:t>: Docker, AWS (Lightsail), Linux, Maven, Gradle, Git/GitHub, Postman.</w:t>
       </w:r>
     </w:p>
     <w:p>
@@ -577,18 +468,27 @@
           <w:sz w:val="24"/>
           <w:szCs w:val="24"/>
         </w:rPr>
-        <w:t>: JUnit 5, Mockito, Spring Test</w:t>
-      </w:r>
-    </w:p>
-    <w:p>
-      <w:pPr>
-        <w:spacing w:line="240" w:lineRule="auto"/>
-        <w:rPr>
-          <w:rFonts w:ascii="Calibri" w:hAnsi="Calibri" w:cs="Calibri"/>
-          <w:sz w:val="24"/>
-          <w:szCs w:val="24"/>
-        </w:rPr>
-      </w:pPr>
+        <w:t>: JUnit 5, Mockito, Spring Test, SonarQube.</w:t>
+      </w:r>
+    </w:p>
+    <w:p>
+      <w:pPr>
+        <w:spacing w:line="240" w:lineRule="auto"/>
+        <w:rPr>
+          <w:rFonts w:ascii="Calibri" w:hAnsi="Calibri" w:cs="Calibri"/>
+          <w:sz w:val="24"/>
+          <w:szCs w:val="24"/>
+        </w:rPr>
+      </w:pPr>
+      <w:r>
+        <w:rPr>
+          <w:rFonts w:ascii="Calibri" w:hAnsi="Calibri" w:cs="Calibri"/>
+          <w:b/>
+          <w:sz w:val="24"/>
+          <w:szCs w:val="24"/>
+        </w:rPr>
+        <w:t xml:space="preserve">Soft Skills &amp; </w:t>
+      </w:r>
       <w:r>
         <w:rPr>
           <w:rFonts w:ascii="Calibri" w:hAnsi="Calibri" w:cs="Calibri"/>
@@ -604,31 +504,7 @@
           <w:sz w:val="24"/>
           <w:szCs w:val="24"/>
         </w:rPr>
-        <w:t>:</w:t>
-      </w:r>
-      <w:r>
-        <w:rPr>
-          <w:rFonts w:ascii="Calibri" w:hAnsi="Calibri" w:cs="Calibri"/>
-          <w:sz w:val="24"/>
-          <w:szCs w:val="24"/>
-        </w:rPr>
-        <w:t xml:space="preserve"> </w:t>
-      </w:r>
-      <w:r>
-        <w:rPr>
-          <w:rFonts w:ascii="Calibri" w:hAnsi="Calibri" w:cs="Calibri"/>
-          <w:sz w:val="24"/>
-          <w:szCs w:val="24"/>
-        </w:rPr>
-        <w:t>OOP, Design Patterns</w:t>
-      </w:r>
-      <w:r>
-        <w:rPr>
-          <w:rFonts w:ascii="Calibri" w:hAnsi="Calibri" w:cs="Calibri"/>
-          <w:sz w:val="24"/>
-          <w:szCs w:val="24"/>
-        </w:rPr>
-        <w:t>, Unit &amp; Integration Testing, Agile/Scrum</w:t>
+        <w:t>: OOP, SOLID Principles, Design Patterns, Agile/Scrum, Unit &amp; Integration Testing, System Design.</w:t>
       </w:r>
     </w:p>
     <w:p>
@@ -1340,6 +1216,7 @@
           <w:sz w:val="24"/>
           <w:szCs w:val="24"/>
         </w:rPr>
+        <w:lastRenderedPageBreak/>
         <w:t>Thực hiện kiểm thử trên môi trường staging, xử lý lỗi và viết tài liệu hướng dẫn cho nhân viên.</w:t>
       </w:r>
     </w:p>
@@ -1367,23 +1244,7 @@
           <w:sz w:val="24"/>
           <w:szCs w:val="24"/>
         </w:rPr>
-        <w:t xml:space="preserve">: </w:t>
-      </w:r>
-      <w:r>
-        <w:rPr>
-          <w:rFonts w:ascii="Calibri" w:hAnsi="Calibri" w:cs="Calibri"/>
-          <w:sz w:val="24"/>
-          <w:szCs w:val="24"/>
-        </w:rPr>
-        <w:t>Digital Transformation Platform</w:t>
-      </w:r>
-      <w:r>
-        <w:rPr>
-          <w:rFonts w:ascii="Calibri" w:hAnsi="Calibri" w:cs="Calibri"/>
-          <w:sz w:val="24"/>
-          <w:szCs w:val="24"/>
-        </w:rPr>
-        <w:t xml:space="preserve">         </w:t>
+        <w:t xml:space="preserve">: Digital Transformation Platform         </w:t>
       </w:r>
       <w:r>
         <w:rPr>
@@ -1517,23 +1378,7 @@
           <w:sz w:val="24"/>
           <w:szCs w:val="24"/>
         </w:rPr>
-        <w:t xml:space="preserve">Spring Boot, </w:t>
-      </w:r>
-      <w:r>
-        <w:rPr>
-          <w:rFonts w:ascii="Calibri" w:hAnsi="Calibri" w:cs="Calibri"/>
-          <w:sz w:val="24"/>
-          <w:szCs w:val="24"/>
-        </w:rPr>
-        <w:t xml:space="preserve">Spring Security, </w:t>
-      </w:r>
-      <w:r>
-        <w:rPr>
-          <w:rFonts w:ascii="Calibri" w:hAnsi="Calibri" w:cs="Calibri"/>
-          <w:sz w:val="24"/>
-          <w:szCs w:val="24"/>
-        </w:rPr>
-        <w:t>JPA, RESTful API, Maven, Lombok</w:t>
+        <w:t>Spring Boot, Spring Security, JPA, RESTful API, Maven, Lombok</w:t>
       </w:r>
     </w:p>
     <w:p>
@@ -1567,34 +1412,7 @@
           <w:sz w:val="24"/>
           <w:szCs w:val="24"/>
         </w:rPr>
-        <w:t xml:space="preserve"> </w:t>
-      </w:r>
-      <w:r>
-        <w:rPr>
-          <w:rFonts w:ascii="Calibri" w:hAnsi="Calibri" w:cs="Calibri"/>
-          <w:bCs/>
-          <w:sz w:val="24"/>
-          <w:szCs w:val="24"/>
-        </w:rPr>
-        <w:t xml:space="preserve">ReactJS, </w:t>
-      </w:r>
-      <w:r>
-        <w:rPr>
-          <w:rFonts w:ascii="Calibri" w:hAnsi="Calibri" w:cs="Calibri"/>
-          <w:bCs/>
-          <w:sz w:val="24"/>
-          <w:szCs w:val="24"/>
-        </w:rPr>
-        <w:t>HTML5, CSS3</w:t>
-      </w:r>
-      <w:r>
-        <w:rPr>
-          <w:rFonts w:ascii="Calibri" w:hAnsi="Calibri" w:cs="Calibri"/>
-          <w:bCs/>
-          <w:sz w:val="24"/>
-          <w:szCs w:val="24"/>
-        </w:rPr>
-        <w:t>, Bootstrap</w:t>
+        <w:t xml:space="preserve"> ReactJS, HTML5, CSS3, Bootstrap</w:t>
       </w:r>
     </w:p>
     <w:p>
@@ -1619,7 +1437,6 @@
           <w:sz w:val="24"/>
           <w:szCs w:val="24"/>
         </w:rPr>
-        <w:lastRenderedPageBreak/>
         <w:t xml:space="preserve">Database: </w:t>
       </w:r>
       <w:r>
@@ -1787,6 +1604,961 @@
           <w:szCs w:val="24"/>
         </w:rPr>
         <w:t>Viết tài liệu kỹ thuật và hướng dẫn sử dụng cho nhân viên.</w:t>
+      </w:r>
+    </w:p>
+    <w:p>
+      <w:pPr>
+        <w:spacing w:line="240" w:lineRule="auto"/>
+        <w:rPr>
+          <w:rFonts w:ascii="Calibri" w:hAnsi="Calibri" w:cs="Calibri"/>
+          <w:sz w:val="24"/>
+          <w:szCs w:val="24"/>
+        </w:rPr>
+      </w:pPr>
+      <w:r>
+        <w:rPr>
+          <w:rFonts w:ascii="Calibri" w:hAnsi="Calibri" w:cs="Calibri"/>
+          <w:b/>
+          <w:sz w:val="24"/>
+          <w:szCs w:val="24"/>
+        </w:rPr>
+        <w:t>Công ty LG CNS (Việt Nam)</w:t>
+      </w:r>
+      <w:r>
+        <w:rPr>
+          <w:rFonts w:ascii="Calibri" w:hAnsi="Calibri" w:cs="Calibri"/>
+          <w:b/>
+          <w:sz w:val="24"/>
+          <w:szCs w:val="24"/>
+        </w:rPr>
+        <w:tab/>
+        <w:t xml:space="preserve">   </w:t>
+      </w:r>
+      <w:r>
+        <w:rPr>
+          <w:rFonts w:ascii="Calibri" w:hAnsi="Calibri" w:cs="Calibri"/>
+          <w:sz w:val="24"/>
+          <w:szCs w:val="24"/>
+        </w:rPr>
+        <w:t xml:space="preserve"> </w:t>
+      </w:r>
+      <w:r>
+        <w:rPr>
+          <w:rFonts w:ascii="Calibri" w:hAnsi="Calibri" w:cs="Calibri"/>
+          <w:sz w:val="24"/>
+          <w:szCs w:val="24"/>
+        </w:rPr>
+        <w:tab/>
+      </w:r>
+      <w:r>
+        <w:rPr>
+          <w:rFonts w:ascii="Calibri" w:hAnsi="Calibri" w:cs="Calibri"/>
+          <w:sz w:val="24"/>
+          <w:szCs w:val="24"/>
+        </w:rPr>
+        <w:tab/>
+        <w:t xml:space="preserve">                                        </w:t>
+      </w:r>
+      <w:r>
+        <w:rPr>
+          <w:rFonts w:ascii="Calibri" w:hAnsi="Calibri" w:cs="Calibri"/>
+          <w:sz w:val="24"/>
+          <w:szCs w:val="24"/>
+        </w:rPr>
+        <w:tab/>
+        <w:t xml:space="preserve"> </w:t>
+      </w:r>
+      <w:r>
+        <w:rPr>
+          <w:rFonts w:ascii="Calibri" w:hAnsi="Calibri" w:cs="Calibri"/>
+          <w:b/>
+          <w:sz w:val="24"/>
+          <w:szCs w:val="24"/>
+        </w:rPr>
+        <w:t>0</w:t>
+      </w:r>
+      <w:r>
+        <w:rPr>
+          <w:rFonts w:ascii="Calibri" w:hAnsi="Calibri" w:cs="Calibri"/>
+          <w:b/>
+          <w:sz w:val="24"/>
+          <w:szCs w:val="24"/>
+        </w:rPr>
+        <w:t>2</w:t>
+      </w:r>
+      <w:r>
+        <w:rPr>
+          <w:rFonts w:ascii="Calibri" w:hAnsi="Calibri" w:cs="Calibri"/>
+          <w:b/>
+          <w:sz w:val="24"/>
+          <w:szCs w:val="24"/>
+        </w:rPr>
+        <w:t>/202</w:t>
+      </w:r>
+      <w:r>
+        <w:rPr>
+          <w:rFonts w:ascii="Calibri" w:hAnsi="Calibri" w:cs="Calibri"/>
+          <w:b/>
+          <w:sz w:val="24"/>
+          <w:szCs w:val="24"/>
+        </w:rPr>
+        <w:t>5</w:t>
+      </w:r>
+      <w:r>
+        <w:rPr>
+          <w:rFonts w:ascii="Calibri" w:hAnsi="Calibri" w:cs="Calibri"/>
+          <w:b/>
+          <w:sz w:val="24"/>
+          <w:szCs w:val="24"/>
+        </w:rPr>
+        <w:t>-</w:t>
+      </w:r>
+      <w:r>
+        <w:rPr>
+          <w:rFonts w:ascii="Calibri" w:hAnsi="Calibri" w:cs="Calibri"/>
+          <w:b/>
+          <w:sz w:val="24"/>
+          <w:szCs w:val="24"/>
+        </w:rPr>
+        <w:t>02</w:t>
+      </w:r>
+      <w:r>
+        <w:rPr>
+          <w:rFonts w:ascii="Calibri" w:hAnsi="Calibri" w:cs="Calibri"/>
+          <w:b/>
+          <w:sz w:val="24"/>
+          <w:szCs w:val="24"/>
+        </w:rPr>
+        <w:t>/202</w:t>
+      </w:r>
+      <w:r>
+        <w:rPr>
+          <w:rFonts w:ascii="Calibri" w:hAnsi="Calibri" w:cs="Calibri"/>
+          <w:b/>
+          <w:sz w:val="24"/>
+          <w:szCs w:val="24"/>
+        </w:rPr>
+        <w:t>6</w:t>
+      </w:r>
+    </w:p>
+    <w:p>
+      <w:pPr>
+        <w:spacing w:line="240" w:lineRule="auto"/>
+        <w:rPr>
+          <w:rFonts w:ascii="Calibri" w:hAnsi="Calibri" w:cs="Calibri"/>
+          <w:sz w:val="24"/>
+          <w:szCs w:val="24"/>
+        </w:rPr>
+      </w:pPr>
+      <w:r>
+        <w:rPr>
+          <w:rFonts w:ascii="Calibri" w:hAnsi="Calibri" w:cs="Calibri"/>
+          <w:b/>
+          <w:sz w:val="24"/>
+          <w:szCs w:val="24"/>
+        </w:rPr>
+        <w:t>Dự án</w:t>
+      </w:r>
+      <w:r>
+        <w:rPr>
+          <w:rFonts w:ascii="Calibri" w:hAnsi="Calibri" w:cs="Calibri"/>
+          <w:sz w:val="24"/>
+          <w:szCs w:val="24"/>
+        </w:rPr>
+        <w:t xml:space="preserve">: </w:t>
+      </w:r>
+      <w:r>
+        <w:rPr>
+          <w:rFonts w:ascii="Calibri" w:hAnsi="Calibri" w:cs="Calibri"/>
+          <w:sz w:val="24"/>
+          <w:szCs w:val="24"/>
+        </w:rPr>
+        <w:t>Hệ thống Đặt chỗ</w:t>
+      </w:r>
+      <w:r>
+        <w:rPr>
+          <w:rFonts w:ascii="Calibri" w:hAnsi="Calibri" w:cs="Calibri"/>
+          <w:sz w:val="24"/>
+          <w:szCs w:val="24"/>
+        </w:rPr>
+        <w:tab/>
+      </w:r>
+      <w:r>
+        <w:rPr>
+          <w:rFonts w:ascii="Calibri" w:hAnsi="Calibri" w:cs="Calibri"/>
+          <w:sz w:val="24"/>
+          <w:szCs w:val="24"/>
+        </w:rPr>
+        <w:tab/>
+        <w:t xml:space="preserve">       </w:t>
+      </w:r>
+      <w:r>
+        <w:rPr>
+          <w:rStyle w:val="Hyperlink"/>
+          <w:color w:val="5B9BD5" w:themeColor="accent1"/>
+          <w:sz w:val="30"/>
+          <w:szCs w:val="30"/>
+          <w:u w:val="none"/>
+        </w:rPr>
+        <w:t xml:space="preserve"> </w:t>
+      </w:r>
+      <w:r>
+        <w:rPr>
+          <w:rFonts w:ascii="Calibri" w:hAnsi="Calibri" w:cs="Calibri"/>
+          <w:sz w:val="24"/>
+          <w:szCs w:val="24"/>
+        </w:rPr>
+        <w:t xml:space="preserve"> </w:t>
+      </w:r>
+    </w:p>
+    <w:p>
+      <w:pPr>
+        <w:pStyle w:val="ListParagraph"/>
+        <w:numPr>
+          <w:ilvl w:val="0"/>
+          <w:numId w:val="1"/>
+        </w:numPr>
+        <w:spacing w:line="240" w:lineRule="auto"/>
+        <w:rPr>
+          <w:rFonts w:ascii="Calibri" w:hAnsi="Calibri" w:cs="Calibri"/>
+          <w:b/>
+          <w:sz w:val="24"/>
+          <w:szCs w:val="24"/>
+        </w:rPr>
+      </w:pPr>
+      <w:r>
+        <w:rPr>
+          <w:rFonts w:ascii="Calibri" w:hAnsi="Calibri" w:cs="Calibri"/>
+          <w:b/>
+          <w:sz w:val="24"/>
+          <w:szCs w:val="24"/>
+        </w:rPr>
+        <w:t xml:space="preserve">Mô tả: </w:t>
+      </w:r>
+      <w:r>
+        <w:rPr>
+          <w:rFonts w:ascii="Calibri" w:hAnsi="Calibri" w:cs="Calibri"/>
+          <w:sz w:val="24"/>
+          <w:szCs w:val="24"/>
+        </w:rPr>
+        <w:t>Hệ thống đặt chỗ ngồi với cường độ truy cập cao, hỗ trợ cập nhật dữ liệu thời gian thực và tự động lập lịch tác vụ để tối ưu hóa quy trình đặt chỗ.</w:t>
+      </w:r>
+    </w:p>
+    <w:p>
+      <w:pPr>
+        <w:pStyle w:val="ListParagraph"/>
+        <w:numPr>
+          <w:ilvl w:val="0"/>
+          <w:numId w:val="1"/>
+        </w:numPr>
+        <w:spacing w:line="240" w:lineRule="auto"/>
+        <w:rPr>
+          <w:rFonts w:ascii="Calibri" w:hAnsi="Calibri" w:cs="Calibri"/>
+          <w:b/>
+          <w:sz w:val="24"/>
+          <w:szCs w:val="24"/>
+        </w:rPr>
+      </w:pPr>
+      <w:r>
+        <w:rPr>
+          <w:rFonts w:ascii="Calibri" w:hAnsi="Calibri" w:cs="Calibri"/>
+          <w:b/>
+          <w:sz w:val="24"/>
+          <w:szCs w:val="24"/>
+        </w:rPr>
+        <w:t>Công nghệ:</w:t>
+      </w:r>
+    </w:p>
+    <w:p>
+      <w:pPr>
+        <w:pStyle w:val="ListParagraph"/>
+        <w:numPr>
+          <w:ilvl w:val="1"/>
+          <w:numId w:val="4"/>
+        </w:numPr>
+        <w:spacing w:line="240" w:lineRule="auto"/>
+        <w:rPr>
+          <w:rFonts w:ascii="Calibri" w:hAnsi="Calibri" w:cs="Calibri"/>
+          <w:sz w:val="24"/>
+          <w:szCs w:val="24"/>
+        </w:rPr>
+      </w:pPr>
+      <w:r>
+        <w:rPr>
+          <w:rFonts w:ascii="Calibri" w:hAnsi="Calibri" w:cs="Calibri"/>
+          <w:b/>
+          <w:bCs/>
+          <w:sz w:val="24"/>
+          <w:szCs w:val="24"/>
+        </w:rPr>
+        <w:t>Backend</w:t>
+      </w:r>
+      <w:r>
+        <w:rPr>
+          <w:rFonts w:ascii="Calibri" w:hAnsi="Calibri" w:cs="Calibri"/>
+          <w:sz w:val="24"/>
+          <w:szCs w:val="24"/>
+        </w:rPr>
+        <w:t>: Spring Boot, WebSocket, Spring Schedule, MyBatis, Spring Security.</w:t>
+      </w:r>
+    </w:p>
+    <w:p>
+      <w:pPr>
+        <w:pStyle w:val="ListParagraph"/>
+        <w:numPr>
+          <w:ilvl w:val="1"/>
+          <w:numId w:val="4"/>
+        </w:numPr>
+        <w:spacing w:line="240" w:lineRule="auto"/>
+        <w:rPr>
+          <w:rFonts w:ascii="Calibri" w:hAnsi="Calibri" w:cs="Calibri"/>
+          <w:sz w:val="24"/>
+          <w:szCs w:val="24"/>
+        </w:rPr>
+      </w:pPr>
+      <w:r>
+        <w:rPr>
+          <w:rFonts w:ascii="Calibri" w:hAnsi="Calibri" w:cs="Calibri"/>
+          <w:b/>
+          <w:bCs/>
+          <w:sz w:val="24"/>
+          <w:szCs w:val="24"/>
+        </w:rPr>
+        <w:t>Frontend</w:t>
+      </w:r>
+      <w:r>
+        <w:rPr>
+          <w:rFonts w:ascii="Calibri" w:hAnsi="Calibri" w:cs="Calibri"/>
+          <w:sz w:val="24"/>
+          <w:szCs w:val="24"/>
+        </w:rPr>
+        <w:t>: Vue.js, Vuex, Axios.</w:t>
+      </w:r>
+    </w:p>
+    <w:p>
+      <w:pPr>
+        <w:pStyle w:val="ListParagraph"/>
+        <w:numPr>
+          <w:ilvl w:val="1"/>
+          <w:numId w:val="4"/>
+        </w:numPr>
+        <w:spacing w:line="240" w:lineRule="auto"/>
+        <w:rPr>
+          <w:rFonts w:ascii="Calibri" w:hAnsi="Calibri" w:cs="Calibri"/>
+          <w:sz w:val="24"/>
+          <w:szCs w:val="24"/>
+        </w:rPr>
+      </w:pPr>
+      <w:r>
+        <w:rPr>
+          <w:rFonts w:ascii="Calibri" w:hAnsi="Calibri" w:cs="Calibri"/>
+          <w:b/>
+          <w:sz w:val="24"/>
+          <w:szCs w:val="24"/>
+        </w:rPr>
+        <w:t>Database</w:t>
+      </w:r>
+      <w:r>
+        <w:rPr>
+          <w:rFonts w:ascii="Calibri" w:hAnsi="Calibri" w:cs="Calibri"/>
+          <w:sz w:val="24"/>
+          <w:szCs w:val="24"/>
+        </w:rPr>
+        <w:t>: PostgreSQL.</w:t>
+      </w:r>
+    </w:p>
+    <w:p>
+      <w:pPr>
+        <w:pStyle w:val="ListParagraph"/>
+        <w:numPr>
+          <w:ilvl w:val="1"/>
+          <w:numId w:val="4"/>
+        </w:numPr>
+        <w:spacing w:line="240" w:lineRule="auto"/>
+        <w:rPr>
+          <w:rFonts w:ascii="Calibri" w:hAnsi="Calibri" w:cs="Calibri"/>
+          <w:sz w:val="24"/>
+          <w:szCs w:val="24"/>
+        </w:rPr>
+      </w:pPr>
+      <w:r>
+        <w:rPr>
+          <w:rFonts w:ascii="Calibri" w:hAnsi="Calibri" w:cs="Calibri"/>
+          <w:b/>
+          <w:bCs/>
+          <w:sz w:val="24"/>
+          <w:szCs w:val="24"/>
+        </w:rPr>
+        <w:t>DevOps</w:t>
+      </w:r>
+      <w:r>
+        <w:rPr>
+          <w:rFonts w:ascii="Calibri" w:hAnsi="Calibri" w:cs="Calibri"/>
+          <w:sz w:val="24"/>
+          <w:szCs w:val="24"/>
+        </w:rPr>
+        <w:t>: Docker, Git, GitHub.</w:t>
+      </w:r>
+    </w:p>
+    <w:p>
+      <w:pPr>
+        <w:pStyle w:val="ListParagraph"/>
+        <w:numPr>
+          <w:ilvl w:val="0"/>
+          <w:numId w:val="1"/>
+        </w:numPr>
+        <w:spacing w:line="240" w:lineRule="auto"/>
+        <w:rPr>
+          <w:rFonts w:ascii="Calibri" w:hAnsi="Calibri" w:cs="Calibri"/>
+          <w:b/>
+          <w:sz w:val="24"/>
+          <w:szCs w:val="24"/>
+        </w:rPr>
+      </w:pPr>
+      <w:r>
+        <w:rPr>
+          <w:rFonts w:ascii="Calibri" w:hAnsi="Calibri" w:cs="Calibri"/>
+          <w:b/>
+          <w:sz w:val="24"/>
+          <w:szCs w:val="24"/>
+        </w:rPr>
+        <w:t>Nhiệm vụ của tôi:</w:t>
+      </w:r>
+    </w:p>
+    <w:p>
+      <w:pPr>
+        <w:pStyle w:val="ListParagraph"/>
+        <w:numPr>
+          <w:ilvl w:val="1"/>
+          <w:numId w:val="4"/>
+        </w:numPr>
+        <w:spacing w:line="240" w:lineRule="auto"/>
+        <w:rPr>
+          <w:rFonts w:ascii="Calibri" w:hAnsi="Calibri" w:cs="Calibri"/>
+          <w:sz w:val="24"/>
+          <w:szCs w:val="24"/>
+        </w:rPr>
+      </w:pPr>
+      <w:r>
+        <w:rPr>
+          <w:rFonts w:ascii="Calibri" w:hAnsi="Calibri" w:cs="Calibri"/>
+          <w:sz w:val="24"/>
+          <w:szCs w:val="24"/>
+        </w:rPr>
+        <w:t>Thiết kế và triển khai các API RESTful cốt lõi bằng Spring Boot để quản lý trạng thái chỗ ngồi và các giao dịch đặt chỗ.</w:t>
+      </w:r>
+    </w:p>
+    <w:p>
+      <w:pPr>
+        <w:pStyle w:val="ListParagraph"/>
+        <w:numPr>
+          <w:ilvl w:val="1"/>
+          <w:numId w:val="4"/>
+        </w:numPr>
+        <w:spacing w:line="240" w:lineRule="auto"/>
+        <w:rPr>
+          <w:rFonts w:ascii="Calibri" w:hAnsi="Calibri" w:cs="Calibri"/>
+          <w:sz w:val="24"/>
+          <w:szCs w:val="24"/>
+        </w:rPr>
+      </w:pPr>
+      <w:r>
+        <w:rPr>
+          <w:rFonts w:ascii="Calibri" w:hAnsi="Calibri" w:cs="Calibri"/>
+          <w:sz w:val="24"/>
+          <w:szCs w:val="24"/>
+        </w:rPr>
+        <w:t>Tích hợp WebSocket nhằm cung cấp cập nhật trạng thái chỗ ngồi tức thời cho nhiều người dùng đồng thời, đảm bảo tính nhất quán của dữ liệu.</w:t>
+      </w:r>
+    </w:p>
+    <w:p>
+      <w:pPr>
+        <w:pStyle w:val="ListParagraph"/>
+        <w:numPr>
+          <w:ilvl w:val="1"/>
+          <w:numId w:val="4"/>
+        </w:numPr>
+        <w:spacing w:line="240" w:lineRule="auto"/>
+        <w:rPr>
+          <w:rFonts w:ascii="Calibri" w:hAnsi="Calibri" w:cs="Calibri"/>
+          <w:sz w:val="24"/>
+          <w:szCs w:val="24"/>
+        </w:rPr>
+      </w:pPr>
+      <w:r>
+        <w:rPr>
+          <w:rFonts w:ascii="Calibri" w:hAnsi="Calibri" w:cs="Calibri"/>
+          <w:sz w:val="24"/>
+          <w:szCs w:val="24"/>
+        </w:rPr>
+        <w:t>Phát triển các tác vụ tự động (Spring Schedules) để bảo trì hệ thống, như tự động hủy các lượt giữ chỗ hết hạn và tạo báo cáo hàng ngày.</w:t>
+      </w:r>
+    </w:p>
+    <w:p>
+      <w:pPr>
+        <w:pStyle w:val="ListParagraph"/>
+        <w:numPr>
+          <w:ilvl w:val="1"/>
+          <w:numId w:val="4"/>
+        </w:numPr>
+        <w:spacing w:line="240" w:lineRule="auto"/>
+        <w:rPr>
+          <w:rFonts w:ascii="Calibri" w:hAnsi="Calibri" w:cs="Calibri"/>
+          <w:sz w:val="24"/>
+          <w:szCs w:val="24"/>
+        </w:rPr>
+      </w:pPr>
+      <w:r>
+        <w:rPr>
+          <w:rFonts w:ascii="Calibri" w:hAnsi="Calibri" w:cs="Calibri"/>
+          <w:sz w:val="24"/>
+          <w:szCs w:val="24"/>
+        </w:rPr>
+        <w:t>Quản lý dữ liệu quan hệ với PostgreSQL, sử dụng MyBatis để kiểm soát tối ưu các truy vấn giao dịch phức tạp.</w:t>
+      </w:r>
+    </w:p>
+    <w:p>
+      <w:pPr>
+        <w:pStyle w:val="ListParagraph"/>
+        <w:numPr>
+          <w:ilvl w:val="1"/>
+          <w:numId w:val="4"/>
+        </w:numPr>
+        <w:spacing w:line="240" w:lineRule="auto"/>
+        <w:rPr>
+          <w:rFonts w:ascii="Calibri" w:hAnsi="Calibri" w:cs="Calibri"/>
+          <w:sz w:val="24"/>
+          <w:szCs w:val="24"/>
+        </w:rPr>
+      </w:pPr>
+      <w:r>
+        <w:rPr>
+          <w:rFonts w:ascii="Calibri" w:hAnsi="Calibri" w:cs="Calibri"/>
+          <w:sz w:val="24"/>
+          <w:szCs w:val="24"/>
+        </w:rPr>
+        <w:t>Cấu hình môi trường Docker đảm bảo tính đồng nhất khi triển khai hệ thống.</w:t>
+      </w:r>
+    </w:p>
+    <w:p>
+      <w:pPr>
+        <w:spacing w:line="240" w:lineRule="auto"/>
+        <w:rPr>
+          <w:rFonts w:ascii="Calibri" w:hAnsi="Calibri" w:cs="Calibri"/>
+          <w:sz w:val="24"/>
+          <w:szCs w:val="24"/>
+        </w:rPr>
+      </w:pPr>
+      <w:r>
+        <w:rPr>
+          <w:rFonts w:ascii="Calibri" w:hAnsi="Calibri" w:cs="Calibri"/>
+          <w:b/>
+          <w:sz w:val="24"/>
+          <w:szCs w:val="24"/>
+        </w:rPr>
+        <w:t>Dự án</w:t>
+      </w:r>
+      <w:r>
+        <w:rPr>
+          <w:rFonts w:ascii="Calibri" w:hAnsi="Calibri" w:cs="Calibri"/>
+          <w:sz w:val="24"/>
+          <w:szCs w:val="24"/>
+        </w:rPr>
+        <w:t xml:space="preserve">: </w:t>
+      </w:r>
+      <w:r>
+        <w:rPr>
+          <w:rFonts w:ascii="Calibri" w:hAnsi="Calibri" w:cs="Calibri"/>
+          <w:sz w:val="24"/>
+          <w:szCs w:val="24"/>
+        </w:rPr>
+        <w:t>Hệ thống Quản trị WINA</w:t>
+      </w:r>
+      <w:r>
+        <w:rPr>
+          <w:rFonts w:ascii="Calibri" w:hAnsi="Calibri" w:cs="Calibri"/>
+          <w:sz w:val="24"/>
+          <w:szCs w:val="24"/>
+        </w:rPr>
+        <w:tab/>
+      </w:r>
+      <w:r>
+        <w:rPr>
+          <w:rFonts w:ascii="Calibri" w:hAnsi="Calibri" w:cs="Calibri"/>
+          <w:sz w:val="24"/>
+          <w:szCs w:val="24"/>
+        </w:rPr>
+        <w:tab/>
+        <w:t xml:space="preserve">       </w:t>
+      </w:r>
+      <w:r>
+        <w:rPr>
+          <w:rStyle w:val="Hyperlink"/>
+          <w:color w:val="5B9BD5" w:themeColor="accent1"/>
+          <w:sz w:val="30"/>
+          <w:szCs w:val="30"/>
+          <w:u w:val="none"/>
+        </w:rPr>
+        <w:t xml:space="preserve"> </w:t>
+      </w:r>
+      <w:r>
+        <w:rPr>
+          <w:rFonts w:ascii="Calibri" w:hAnsi="Calibri" w:cs="Calibri"/>
+          <w:sz w:val="24"/>
+          <w:szCs w:val="24"/>
+        </w:rPr>
+        <w:t xml:space="preserve"> </w:t>
+      </w:r>
+    </w:p>
+    <w:p>
+      <w:pPr>
+        <w:pStyle w:val="ListParagraph"/>
+        <w:numPr>
+          <w:ilvl w:val="0"/>
+          <w:numId w:val="1"/>
+        </w:numPr>
+        <w:spacing w:line="240" w:lineRule="auto"/>
+        <w:rPr>
+          <w:rFonts w:ascii="Calibri" w:hAnsi="Calibri" w:cs="Calibri"/>
+          <w:b/>
+          <w:sz w:val="24"/>
+          <w:szCs w:val="24"/>
+        </w:rPr>
+      </w:pPr>
+      <w:r>
+        <w:rPr>
+          <w:rFonts w:ascii="Calibri" w:hAnsi="Calibri" w:cs="Calibri"/>
+          <w:b/>
+          <w:sz w:val="24"/>
+          <w:szCs w:val="24"/>
+        </w:rPr>
+        <w:t xml:space="preserve">Mô tả: </w:t>
+      </w:r>
+      <w:r>
+        <w:rPr>
+          <w:rFonts w:ascii="Calibri" w:hAnsi="Calibri" w:cs="Calibri"/>
+          <w:sz w:val="24"/>
+          <w:szCs w:val="24"/>
+        </w:rPr>
+        <w:t>Hệ thống quản trị nội bộ giúp tinh gọn quy trình vận hành doanh nghiệp. Dự án tập trung vào xử lý lưới dữ liệu (data grid) phức tạp</w:t>
+      </w:r>
+    </w:p>
+    <w:p>
+      <w:pPr>
+        <w:pStyle w:val="ListParagraph"/>
+        <w:numPr>
+          <w:ilvl w:val="0"/>
+          <w:numId w:val="1"/>
+        </w:numPr>
+        <w:spacing w:line="240" w:lineRule="auto"/>
+        <w:rPr>
+          <w:rFonts w:ascii="Calibri" w:hAnsi="Calibri" w:cs="Calibri"/>
+          <w:b/>
+          <w:sz w:val="24"/>
+          <w:szCs w:val="24"/>
+        </w:rPr>
+      </w:pPr>
+      <w:r>
+        <w:rPr>
+          <w:rFonts w:ascii="Calibri" w:hAnsi="Calibri" w:cs="Calibri"/>
+          <w:b/>
+          <w:sz w:val="24"/>
+          <w:szCs w:val="24"/>
+        </w:rPr>
+        <w:t>Công nghệ:</w:t>
+      </w:r>
+    </w:p>
+    <w:p>
+      <w:pPr>
+        <w:pStyle w:val="ListParagraph"/>
+        <w:numPr>
+          <w:ilvl w:val="0"/>
+          <w:numId w:val="2"/>
+        </w:numPr>
+        <w:spacing w:line="240" w:lineRule="auto"/>
+        <w:rPr>
+          <w:rFonts w:ascii="Calibri" w:hAnsi="Calibri" w:cs="Calibri"/>
+          <w:b/>
+          <w:sz w:val="24"/>
+          <w:szCs w:val="24"/>
+        </w:rPr>
+      </w:pPr>
+      <w:r>
+        <w:rPr>
+          <w:rFonts w:ascii="Calibri" w:hAnsi="Calibri" w:cs="Calibri"/>
+          <w:b/>
+          <w:sz w:val="24"/>
+          <w:szCs w:val="24"/>
+        </w:rPr>
+        <w:t xml:space="preserve">Back-end: </w:t>
+      </w:r>
+      <w:r>
+        <w:rPr>
+          <w:rFonts w:ascii="Calibri" w:hAnsi="Calibri" w:cs="Calibri"/>
+          <w:sz w:val="24"/>
+          <w:szCs w:val="24"/>
+        </w:rPr>
+        <w:t>Spring Boot, Spring Security, MyBatis, Spring Webflux, Hibernate.</w:t>
+      </w:r>
+    </w:p>
+    <w:p>
+      <w:pPr>
+        <w:pStyle w:val="ListParagraph"/>
+        <w:numPr>
+          <w:ilvl w:val="0"/>
+          <w:numId w:val="2"/>
+        </w:numPr>
+        <w:spacing w:line="240" w:lineRule="auto"/>
+        <w:rPr>
+          <w:rFonts w:ascii="Calibri" w:hAnsi="Calibri" w:cs="Calibri"/>
+          <w:b/>
+          <w:sz w:val="24"/>
+          <w:szCs w:val="24"/>
+        </w:rPr>
+      </w:pPr>
+      <w:r>
+        <w:rPr>
+          <w:rFonts w:ascii="Calibri" w:hAnsi="Calibri" w:cs="Calibri"/>
+          <w:b/>
+          <w:sz w:val="24"/>
+          <w:szCs w:val="24"/>
+        </w:rPr>
+        <w:t>Front-end:</w:t>
+      </w:r>
+      <w:r>
+        <w:rPr>
+          <w:rFonts w:ascii="Calibri" w:hAnsi="Calibri" w:cs="Calibri"/>
+          <w:bCs/>
+          <w:sz w:val="24"/>
+          <w:szCs w:val="24"/>
+        </w:rPr>
+        <w:t xml:space="preserve"> React, TypeScript, Vite, Material UI, React Hook Form.</w:t>
+      </w:r>
+      <w:r>
+        <w:rPr>
+          <w:rFonts w:ascii="Calibri" w:hAnsi="Calibri" w:cs="Calibri"/>
+          <w:b/>
+          <w:bCs/>
+          <w:sz w:val="24"/>
+          <w:szCs w:val="24"/>
+        </w:rPr>
+        <w:t xml:space="preserve"> </w:t>
+      </w:r>
+    </w:p>
+    <w:p>
+      <w:pPr>
+        <w:pStyle w:val="ListParagraph"/>
+        <w:numPr>
+          <w:ilvl w:val="0"/>
+          <w:numId w:val="2"/>
+        </w:numPr>
+        <w:spacing w:line="240" w:lineRule="auto"/>
+        <w:rPr>
+          <w:rFonts w:ascii="Calibri" w:hAnsi="Calibri" w:cs="Calibri"/>
+          <w:b/>
+          <w:sz w:val="24"/>
+          <w:szCs w:val="24"/>
+        </w:rPr>
+      </w:pPr>
+      <w:r>
+        <w:rPr>
+          <w:rFonts w:ascii="Calibri" w:hAnsi="Calibri" w:cs="Calibri"/>
+          <w:b/>
+          <w:sz w:val="24"/>
+          <w:szCs w:val="24"/>
+        </w:rPr>
+        <w:t xml:space="preserve">Database: </w:t>
+      </w:r>
+      <w:r>
+        <w:rPr>
+          <w:rFonts w:ascii="Calibri" w:hAnsi="Calibri" w:cs="Calibri"/>
+          <w:sz w:val="24"/>
+          <w:szCs w:val="24"/>
+        </w:rPr>
+        <w:t>Oracle DB.</w:t>
+      </w:r>
+      <w:r>
+        <w:rPr>
+          <w:rFonts w:ascii="Calibri" w:hAnsi="Calibri" w:cs="Calibri"/>
+          <w:b/>
+          <w:sz w:val="24"/>
+          <w:szCs w:val="24"/>
+        </w:rPr>
+        <w:t xml:space="preserve"> </w:t>
+      </w:r>
+    </w:p>
+    <w:p>
+      <w:pPr>
+        <w:pStyle w:val="ListParagraph"/>
+        <w:numPr>
+          <w:ilvl w:val="0"/>
+          <w:numId w:val="2"/>
+        </w:numPr>
+        <w:spacing w:line="240" w:lineRule="auto"/>
+        <w:rPr>
+          <w:rFonts w:ascii="Calibri" w:hAnsi="Calibri" w:cs="Calibri"/>
+          <w:b/>
+          <w:sz w:val="24"/>
+          <w:szCs w:val="24"/>
+        </w:rPr>
+      </w:pPr>
+      <w:r>
+        <w:rPr>
+          <w:rFonts w:ascii="Calibri" w:hAnsi="Calibri" w:cs="Calibri"/>
+          <w:b/>
+          <w:sz w:val="24"/>
+          <w:szCs w:val="24"/>
+        </w:rPr>
+        <w:t xml:space="preserve">DevOps: </w:t>
+      </w:r>
+      <w:r>
+        <w:rPr>
+          <w:rFonts w:ascii="Calibri" w:hAnsi="Calibri" w:cs="Calibri"/>
+          <w:sz w:val="24"/>
+          <w:szCs w:val="24"/>
+        </w:rPr>
+        <w:t>Docker, SonarQube, Gradle, AWS (S3/ECR).</w:t>
+      </w:r>
+    </w:p>
+    <w:p>
+      <w:pPr>
+        <w:pStyle w:val="ListParagraph"/>
+        <w:numPr>
+          <w:ilvl w:val="0"/>
+          <w:numId w:val="1"/>
+        </w:numPr>
+        <w:spacing w:line="240" w:lineRule="auto"/>
+        <w:rPr>
+          <w:rFonts w:ascii="Calibri" w:hAnsi="Calibri" w:cs="Calibri"/>
+          <w:b/>
+          <w:sz w:val="24"/>
+          <w:szCs w:val="24"/>
+        </w:rPr>
+      </w:pPr>
+      <w:r>
+        <w:rPr>
+          <w:rFonts w:ascii="Calibri" w:hAnsi="Calibri" w:cs="Calibri"/>
+          <w:b/>
+          <w:sz w:val="24"/>
+          <w:szCs w:val="24"/>
+        </w:rPr>
+        <w:t>Nhiệm vụ của tôi:</w:t>
+      </w:r>
+    </w:p>
+    <w:p>
+      <w:pPr>
+        <w:pStyle w:val="ListParagraph"/>
+        <w:numPr>
+          <w:ilvl w:val="0"/>
+          <w:numId w:val="2"/>
+        </w:numPr>
+        <w:spacing w:line="240" w:lineRule="auto"/>
+        <w:rPr>
+          <w:rFonts w:ascii="Calibri" w:hAnsi="Calibri" w:cs="Calibri"/>
+          <w:sz w:val="24"/>
+          <w:szCs w:val="24"/>
+        </w:rPr>
+      </w:pPr>
+      <w:r>
+        <w:rPr>
+          <w:rFonts w:ascii="Calibri" w:hAnsi="Calibri" w:cs="Calibri"/>
+          <w:sz w:val="24"/>
+          <w:szCs w:val="24"/>
+        </w:rPr>
+        <w:lastRenderedPageBreak/>
+        <w:t>Phát triển các API RESTful, đảm bảo cấu trúc mã nguồn sạch (clean code) và dễ bảo trì.</w:t>
+      </w:r>
+    </w:p>
+    <w:p>
+      <w:pPr>
+        <w:pStyle w:val="ListParagraph"/>
+        <w:numPr>
+          <w:ilvl w:val="0"/>
+          <w:numId w:val="2"/>
+        </w:numPr>
+        <w:spacing w:line="240" w:lineRule="auto"/>
+        <w:rPr>
+          <w:rFonts w:ascii="Calibri" w:hAnsi="Calibri" w:cs="Calibri"/>
+          <w:sz w:val="24"/>
+          <w:szCs w:val="24"/>
+        </w:rPr>
+      </w:pPr>
+      <w:r>
+        <w:rPr>
+          <w:rFonts w:ascii="Calibri" w:hAnsi="Calibri" w:cs="Calibri"/>
+          <w:sz w:val="24"/>
+          <w:szCs w:val="24"/>
+        </w:rPr>
+        <w:t>Triển khai xác thực và phân quyền bảo mật sử dụng Spring Security và JWT.</w:t>
+      </w:r>
+    </w:p>
+    <w:p>
+      <w:pPr>
+        <w:pStyle w:val="ListParagraph"/>
+        <w:numPr>
+          <w:ilvl w:val="0"/>
+          <w:numId w:val="2"/>
+        </w:numPr>
+        <w:spacing w:line="240" w:lineRule="auto"/>
+        <w:rPr>
+          <w:rFonts w:ascii="Calibri" w:hAnsi="Calibri" w:cs="Calibri"/>
+          <w:sz w:val="24"/>
+          <w:szCs w:val="24"/>
+        </w:rPr>
+      </w:pPr>
+      <w:r>
+        <w:rPr>
+          <w:rFonts w:ascii="Calibri" w:hAnsi="Calibri" w:cs="Calibri"/>
+          <w:sz w:val="24"/>
+          <w:szCs w:val="24"/>
+        </w:rPr>
+        <w:t>Thiết kế lược đồ cơ sở dữ liệu và sơ đồ thực thể mối quan hệ (ERD) để hỗ trợ các logic nghiệp vụ phức tạp.</w:t>
+      </w:r>
+    </w:p>
+    <w:p>
+      <w:pPr>
+        <w:pStyle w:val="ListParagraph"/>
+        <w:numPr>
+          <w:ilvl w:val="0"/>
+          <w:numId w:val="2"/>
+        </w:numPr>
+        <w:spacing w:line="240" w:lineRule="auto"/>
+        <w:rPr>
+          <w:rFonts w:ascii="Calibri" w:hAnsi="Calibri" w:cs="Calibri"/>
+          <w:sz w:val="24"/>
+          <w:szCs w:val="24"/>
+        </w:rPr>
+      </w:pPr>
+      <w:r>
+        <w:rPr>
+          <w:rFonts w:ascii="Calibri" w:hAnsi="Calibri" w:cs="Calibri"/>
+          <w:sz w:val="24"/>
+          <w:szCs w:val="24"/>
+        </w:rPr>
+        <w:t>Làm việc với cơ sở dữ liệu Oracle, tối ưu hóa câu lệnh truy vấn và ánh xạ dữ liệu hiệu quả bằng MyBatis.</w:t>
+      </w:r>
+    </w:p>
+    <w:p>
+      <w:pPr>
+        <w:pStyle w:val="ListParagraph"/>
+        <w:numPr>
+          <w:ilvl w:val="0"/>
+          <w:numId w:val="2"/>
+        </w:numPr>
+        <w:spacing w:line="240" w:lineRule="auto"/>
+        <w:rPr>
+          <w:rFonts w:ascii="Calibri" w:hAnsi="Calibri" w:cs="Calibri"/>
+          <w:sz w:val="24"/>
+          <w:szCs w:val="24"/>
+        </w:rPr>
+      </w:pPr>
+      <w:r>
+        <w:rPr>
+          <w:rFonts w:ascii="Calibri" w:hAnsi="Calibri" w:cs="Calibri"/>
+          <w:sz w:val="24"/>
+          <w:szCs w:val="24"/>
+        </w:rPr>
+        <w:t>Xây dựng giao diện động để hiển thị và thao tác với khối lượng dữ liệu lớn của doanh nghiệp.</w:t>
       </w:r>
     </w:p>
     <w:p>
@@ -1842,7 +2614,7 @@
           <w:sz w:val="24"/>
           <w:szCs w:val="24"/>
         </w:rPr>
-        <w:t>Web quản lý thẻ nhớ</w:t>
+        <w:t>Hệ thống học tập Flash Card</w:t>
       </w:r>
       <w:r>
         <w:rPr>
@@ -1858,7 +2630,7 @@
           <w:sz w:val="24"/>
           <w:szCs w:val="24"/>
         </w:rPr>
-        <w:t xml:space="preserve">                    </w:t>
+        <w:t xml:space="preserve">         </w:t>
       </w:r>
       <w:r>
         <w:rPr>
@@ -1975,131 +2747,147 @@
           <w:sz w:val="24"/>
           <w:szCs w:val="24"/>
         </w:rPr>
-        <w:t xml:space="preserve"> Tạo một trang web quả</w:t>
-      </w:r>
-      <w:r>
-        <w:rPr>
-          <w:rFonts w:ascii="Calibri" w:hAnsi="Calibri" w:cs="Calibri"/>
-          <w:sz w:val="24"/>
-          <w:szCs w:val="24"/>
-        </w:rPr>
-        <w:t>n lý dữ liệu cho ứng dụng điện thoại họ</w:t>
-      </w:r>
-      <w:r>
-        <w:rPr>
-          <w:rFonts w:ascii="Calibri" w:hAnsi="Calibri" w:cs="Calibri"/>
-          <w:sz w:val="24"/>
-          <w:szCs w:val="24"/>
-        </w:rPr>
-        <w:t>c t</w:t>
-      </w:r>
-      <w:r>
-        <w:rPr>
-          <w:rFonts w:ascii="Calibri" w:hAnsi="Calibri" w:cs="Calibri"/>
-          <w:sz w:val="24"/>
-          <w:szCs w:val="24"/>
-        </w:rPr>
-        <w:t>iếng Anh bằng thẻ nhớ với các chức năng cơ bản</w:t>
-      </w:r>
-    </w:p>
-    <w:p>
-      <w:pPr>
-        <w:pStyle w:val="ListParagraph"/>
-        <w:numPr>
-          <w:ilvl w:val="1"/>
-          <w:numId w:val="1"/>
-        </w:numPr>
-        <w:spacing w:line="240" w:lineRule="auto"/>
-        <w:rPr>
-          <w:rFonts w:ascii="Calibri" w:hAnsi="Calibri" w:cs="Calibri"/>
-          <w:sz w:val="24"/>
-          <w:szCs w:val="24"/>
-        </w:rPr>
-      </w:pPr>
-      <w:r>
-        <w:rPr>
-          <w:rFonts w:ascii="Calibri" w:hAnsi="Calibri" w:cs="Calibri"/>
-          <w:sz w:val="24"/>
-          <w:szCs w:val="24"/>
-        </w:rPr>
-        <w:t>CRUD cho các thực thể người dùng, bộ thẻ nhớ, thẻ nhớ</w:t>
-      </w:r>
-      <w:r>
-        <w:rPr>
-          <w:rFonts w:ascii="Calibri" w:hAnsi="Calibri" w:cs="Calibri"/>
-          <w:sz w:val="24"/>
-          <w:szCs w:val="24"/>
-        </w:rPr>
-        <w:t>.</w:t>
-      </w:r>
-    </w:p>
-    <w:p>
-      <w:pPr>
-        <w:pStyle w:val="ListParagraph"/>
-        <w:numPr>
-          <w:ilvl w:val="1"/>
-          <w:numId w:val="1"/>
-        </w:numPr>
-        <w:spacing w:line="240" w:lineRule="auto"/>
-        <w:rPr>
-          <w:rFonts w:ascii="Calibri" w:hAnsi="Calibri" w:cs="Calibri"/>
-          <w:sz w:val="24"/>
-          <w:szCs w:val="24"/>
-        </w:rPr>
-      </w:pPr>
-      <w:r>
-        <w:rPr>
-          <w:rFonts w:ascii="Calibri" w:hAnsi="Calibri" w:cs="Calibri"/>
-          <w:sz w:val="24"/>
-          <w:szCs w:val="24"/>
-        </w:rPr>
-        <w:t>Bảo mật bằng Spring Security với phân quyền giữa Admin và User.</w:t>
-      </w:r>
-    </w:p>
-    <w:p>
-      <w:pPr>
-        <w:pStyle w:val="ListParagraph"/>
-        <w:numPr>
-          <w:ilvl w:val="1"/>
-          <w:numId w:val="1"/>
-        </w:numPr>
-        <w:spacing w:line="240" w:lineRule="auto"/>
-        <w:rPr>
-          <w:rFonts w:ascii="Calibri" w:hAnsi="Calibri" w:cs="Calibri"/>
-          <w:sz w:val="24"/>
-          <w:szCs w:val="24"/>
-        </w:rPr>
-      </w:pPr>
-      <w:r>
-        <w:rPr>
-          <w:rFonts w:ascii="Calibri" w:hAnsi="Calibri" w:cs="Calibri"/>
-          <w:sz w:val="24"/>
-          <w:szCs w:val="24"/>
-        </w:rPr>
-        <w:t>Dữ liệu lưu trữ và truy xuất qua RESTful API.</w:t>
-      </w:r>
-    </w:p>
-    <w:p>
-      <w:pPr>
-        <w:pStyle w:val="ListParagraph"/>
-        <w:numPr>
-          <w:ilvl w:val="1"/>
-          <w:numId w:val="1"/>
-        </w:numPr>
-        <w:spacing w:line="240" w:lineRule="auto"/>
-        <w:rPr>
-          <w:rFonts w:ascii="Calibri" w:hAnsi="Calibri" w:cs="Calibri"/>
-          <w:sz w:val="24"/>
-          <w:szCs w:val="24"/>
-        </w:rPr>
-      </w:pPr>
-      <w:r>
-        <w:rPr>
-          <w:rFonts w:ascii="Calibri" w:hAnsi="Calibri" w:cs="Calibri"/>
-          <w:sz w:val="24"/>
-          <w:szCs w:val="24"/>
-        </w:rPr>
-        <w:t>Ứng dụng được triển khai trên AWS để chạy môi trường production.</w:t>
+        <w:t xml:space="preserve"> </w:t>
+      </w:r>
+      <w:r>
+        <w:rPr>
+          <w:rFonts w:ascii="Calibri" w:hAnsi="Calibri" w:cs="Calibri"/>
+          <w:sz w:val="24"/>
+          <w:szCs w:val="24"/>
+        </w:rPr>
+        <w:t>Nền tảng học tiếng Anh toàn diện bao gồm Spring Boot RESTful API, trang quản trị (Admin Panel) bằng Thymeleaf và ứng dụng Android gốc (Native) hỗ trợ đồng bộ dữ liệu thời gian thực.</w:t>
+      </w:r>
+    </w:p>
+    <w:p>
+      <w:pPr>
+        <w:pStyle w:val="ListParagraph"/>
+        <w:numPr>
+          <w:ilvl w:val="0"/>
+          <w:numId w:val="2"/>
+        </w:numPr>
+        <w:spacing w:line="240" w:lineRule="auto"/>
+        <w:rPr>
+          <w:rFonts w:ascii="Calibri" w:hAnsi="Calibri" w:cs="Calibri"/>
+          <w:sz w:val="24"/>
+          <w:szCs w:val="24"/>
+        </w:rPr>
+      </w:pPr>
+      <w:r>
+        <w:rPr>
+          <w:rFonts w:ascii="Calibri" w:hAnsi="Calibri" w:cs="Calibri"/>
+          <w:b/>
+          <w:bCs/>
+          <w:sz w:val="24"/>
+          <w:szCs w:val="24"/>
+        </w:rPr>
+        <w:t>Backend &amp; Admin Web</w:t>
+      </w:r>
+      <w:r>
+        <w:rPr>
+          <w:rFonts w:ascii="Calibri" w:hAnsi="Calibri" w:cs="Calibri"/>
+          <w:sz w:val="24"/>
+          <w:szCs w:val="24"/>
+        </w:rPr>
+        <w:t>: Triển khai các chức năng CRUD cốt lõi và bảng điều khiển Admin để quản lý người dùng và các bộ thẻ Flashcard.</w:t>
+      </w:r>
+    </w:p>
+    <w:p>
+      <w:pPr>
+        <w:pStyle w:val="ListParagraph"/>
+        <w:numPr>
+          <w:ilvl w:val="0"/>
+          <w:numId w:val="2"/>
+        </w:numPr>
+        <w:spacing w:line="240" w:lineRule="auto"/>
+        <w:rPr>
+          <w:rFonts w:ascii="Calibri" w:hAnsi="Calibri" w:cs="Calibri"/>
+          <w:sz w:val="24"/>
+          <w:szCs w:val="24"/>
+        </w:rPr>
+      </w:pPr>
+      <w:r>
+        <w:rPr>
+          <w:rFonts w:ascii="Calibri" w:hAnsi="Calibri" w:cs="Calibri"/>
+          <w:b/>
+          <w:bCs/>
+          <w:sz w:val="24"/>
+          <w:szCs w:val="24"/>
+        </w:rPr>
+        <w:t>Security</w:t>
+      </w:r>
+      <w:r>
+        <w:rPr>
+          <w:rFonts w:ascii="Calibri" w:hAnsi="Calibri" w:cs="Calibri"/>
+          <w:sz w:val="24"/>
+          <w:szCs w:val="24"/>
+        </w:rPr>
+        <w:t>: Bảo mật hệ thống bằng Spring Security với cơ chế phân quyền dựa trên vai trò (RBAC) để bảo vệ dữ liệu nhạy cảm.</w:t>
+      </w:r>
+    </w:p>
+    <w:p>
+      <w:pPr>
+        <w:pStyle w:val="ListParagraph"/>
+        <w:numPr>
+          <w:ilvl w:val="0"/>
+          <w:numId w:val="2"/>
+        </w:numPr>
+        <w:spacing w:line="240" w:lineRule="auto"/>
+        <w:rPr>
+          <w:rFonts w:ascii="Calibri" w:hAnsi="Calibri" w:cs="Calibri"/>
+          <w:sz w:val="24"/>
+          <w:szCs w:val="24"/>
+        </w:rPr>
+      </w:pPr>
+      <w:r>
+        <w:rPr>
+          <w:rFonts w:ascii="Calibri" w:hAnsi="Calibri" w:cs="Calibri"/>
+          <w:b/>
+          <w:bCs/>
+          <w:sz w:val="24"/>
+          <w:szCs w:val="24"/>
+        </w:rPr>
+        <w:t>Mobile Development</w:t>
+      </w:r>
+      <w:r>
+        <w:rPr>
+          <w:rFonts w:ascii="Calibri" w:hAnsi="Calibri" w:cs="Calibri"/>
+          <w:sz w:val="24"/>
+          <w:szCs w:val="24"/>
+        </w:rPr>
+        <w:t>: Xây dựng ứng dụng Android với tính năng lật thẻ tương tác và các chế độ kiểm tra; sử dụng Retrofit để tích hợp API và đồng bộ dữ liệu mượt mà.</w:t>
+      </w:r>
+    </w:p>
+    <w:p>
+      <w:pPr>
+        <w:pStyle w:val="ListParagraph"/>
+        <w:numPr>
+          <w:ilvl w:val="0"/>
+          <w:numId w:val="2"/>
+        </w:numPr>
+        <w:spacing w:line="240" w:lineRule="auto"/>
+        <w:rPr>
+          <w:rFonts w:ascii="Calibri" w:hAnsi="Calibri" w:cs="Calibri"/>
+          <w:sz w:val="24"/>
+          <w:szCs w:val="24"/>
+        </w:rPr>
+      </w:pPr>
+      <w:r>
+        <w:rPr>
+          <w:rFonts w:ascii="Calibri" w:hAnsi="Calibri" w:cs="Calibri"/>
+          <w:b/>
+          <w:bCs/>
+          <w:sz w:val="24"/>
+          <w:szCs w:val="24"/>
+        </w:rPr>
+        <w:t>Deployment</w:t>
+      </w:r>
+      <w:r>
+        <w:rPr>
+          <w:rFonts w:ascii="Calibri" w:hAnsi="Calibri" w:cs="Calibri"/>
+          <w:sz w:val="24"/>
+          <w:szCs w:val="24"/>
+        </w:rPr>
+        <w:t>: Quản lý vòng đời ứng dụng từ phát triển đến vận hành thực tế trên máy chủ AWS.</w:t>
       </w:r>
     </w:p>
     <w:p>
@@ -2139,71 +2927,31 @@
           <w:sz w:val="24"/>
           <w:szCs w:val="24"/>
         </w:rPr>
-        <w:t>Spring Boot, Spring Security, Spring Data</w:t>
-      </w:r>
-      <w:r>
-        <w:rPr>
-          <w:rFonts w:ascii="Calibri" w:hAnsi="Calibri" w:cs="Calibri"/>
-          <w:sz w:val="24"/>
-          <w:szCs w:val="24"/>
-        </w:rPr>
-        <w:t xml:space="preserve"> JPA</w:t>
-      </w:r>
-      <w:r>
-        <w:rPr>
-          <w:rFonts w:ascii="Calibri" w:hAnsi="Calibri" w:cs="Calibri"/>
-          <w:sz w:val="24"/>
-          <w:szCs w:val="24"/>
-        </w:rPr>
-        <w:t xml:space="preserve">, </w:t>
-      </w:r>
-      <w:r>
-        <w:rPr>
-          <w:rFonts w:ascii="Calibri" w:hAnsi="Calibri" w:cs="Calibri"/>
-          <w:sz w:val="24"/>
-          <w:szCs w:val="24"/>
-        </w:rPr>
-        <w:t xml:space="preserve">Hibernate, </w:t>
-      </w:r>
-      <w:r>
-        <w:rPr>
-          <w:rFonts w:ascii="Calibri" w:hAnsi="Calibri" w:cs="Calibri"/>
-          <w:sz w:val="24"/>
-          <w:szCs w:val="24"/>
-        </w:rPr>
-        <w:t xml:space="preserve">RESTful API, </w:t>
-      </w:r>
-      <w:r>
-        <w:rPr>
-          <w:rFonts w:ascii="Calibri" w:hAnsi="Calibri" w:cs="Calibri"/>
-          <w:sz w:val="24"/>
-          <w:szCs w:val="24"/>
-        </w:rPr>
-        <w:t xml:space="preserve">HTML5, CSS3, JavaScript, Bootstrap, Thymeleaf, MySQL, </w:t>
-      </w:r>
-      <w:r>
-        <w:rPr>
-          <w:rFonts w:ascii="Calibri" w:hAnsi="Calibri" w:cs="Calibri"/>
-          <w:sz w:val="24"/>
-          <w:szCs w:val="24"/>
-        </w:rPr>
-        <w:t>AWS Server</w:t>
-      </w:r>
-      <w:r>
-        <w:rPr>
-          <w:rFonts w:ascii="Calibri" w:hAnsi="Calibri" w:cs="Calibri"/>
-          <w:sz w:val="24"/>
-          <w:szCs w:val="24"/>
-        </w:rPr>
-        <w:t>, Git, GitH</w:t>
-      </w:r>
-      <w:r>
-        <w:rPr>
-          <w:rFonts w:ascii="Calibri" w:hAnsi="Calibri" w:cs="Calibri"/>
-          <w:sz w:val="24"/>
-          <w:szCs w:val="24"/>
-        </w:rPr>
-        <w:t>ub.</w:t>
+        <w:t>Spring Boot, Spring Security, JPA, Hibernate, MySQL, RESTful API, Retrofit, Java (Android), Android Jetpack, Thymeleaf, Bootstrap, Git/GitHub,</w:t>
+      </w:r>
+      <w:r>
+        <w:rPr>
+          <w:rFonts w:ascii="Calibri" w:hAnsi="Calibri" w:cs="Calibri"/>
+          <w:sz w:val="24"/>
+          <w:szCs w:val="24"/>
+        </w:rPr>
+        <w:t xml:space="preserve"> </w:t>
+      </w:r>
+      <w:r>
+        <w:rPr>
+          <w:rFonts w:ascii="Calibri" w:hAnsi="Calibri" w:cs="Calibri"/>
+          <w:sz w:val="24"/>
+          <w:szCs w:val="24"/>
+        </w:rPr>
+        <w:t>AWS</w:t>
+      </w:r>
+      <w:r>
+        <w:rPr>
+          <w:rFonts w:ascii="Calibri" w:hAnsi="Calibri" w:cs="Calibri"/>
+          <w:sz w:val="24"/>
+          <w:szCs w:val="24"/>
+        </w:rPr>
+        <w:t>.</w:t>
       </w:r>
     </w:p>
     <w:p>
@@ -2231,7 +2979,7 @@
           <w:sz w:val="24"/>
           <w:szCs w:val="24"/>
         </w:rPr>
-        <w:t>App thẻ nhớ</w:t>
+        <w:t>Web Pomofocus</w:t>
       </w:r>
       <w:r>
         <w:rPr>
@@ -2358,7 +3106,43 @@
           <w:sz w:val="24"/>
           <w:szCs w:val="24"/>
         </w:rPr>
-        <w:t>03/2025-05/2025</w:t>
+        <w:t>12</w:t>
+      </w:r>
+      <w:r>
+        <w:rPr>
+          <w:rFonts w:ascii="Calibri" w:hAnsi="Calibri" w:cs="Calibri"/>
+          <w:b/>
+          <w:sz w:val="24"/>
+          <w:szCs w:val="24"/>
+        </w:rPr>
+        <w:t>/2025-0</w:t>
+      </w:r>
+      <w:r>
+        <w:rPr>
+          <w:rFonts w:ascii="Calibri" w:hAnsi="Calibri" w:cs="Calibri"/>
+          <w:b/>
+          <w:sz w:val="24"/>
+          <w:szCs w:val="24"/>
+        </w:rPr>
+        <w:t>1</w:t>
+      </w:r>
+      <w:r>
+        <w:rPr>
+          <w:rFonts w:ascii="Calibri" w:hAnsi="Calibri" w:cs="Calibri"/>
+          <w:b/>
+          <w:sz w:val="24"/>
+          <w:szCs w:val="24"/>
+        </w:rPr>
+        <w:t>/202</w:t>
+      </w:r>
+      <w:r>
+        <w:rPr>
+          <w:rFonts w:ascii="Calibri" w:hAnsi="Calibri" w:cs="Calibri"/>
+          <w:b/>
+          <w:sz w:val="24"/>
+          <w:szCs w:val="24"/>
+        </w:rPr>
+        <w:t>6</w:t>
       </w:r>
     </w:p>
     <w:p>
@@ -2378,18 +3162,61 @@
       <w:r>
         <w:rPr>
           <w:rFonts w:ascii="Calibri" w:hAnsi="Calibri" w:cs="Calibri"/>
-          <w:sz w:val="24"/>
-          <w:szCs w:val="24"/>
-        </w:rPr>
-        <w:t xml:space="preserve">Mô tả: </w:t>
-      </w:r>
-      <w:r>
-        <w:rPr>
-          <w:rFonts w:ascii="Calibri" w:hAnsi="Calibri" w:cs="Calibri"/>
-          <w:sz w:val="24"/>
-          <w:szCs w:val="24"/>
-        </w:rPr>
-        <w:t>Xây dựng ứng dụng</w:t>
+          <w:b/>
+          <w:bCs/>
+          <w:sz w:val="24"/>
+          <w:szCs w:val="24"/>
+        </w:rPr>
+        <w:t>Mô tả</w:t>
+      </w:r>
+      <w:r>
+        <w:rPr>
+          <w:rFonts w:ascii="Calibri" w:hAnsi="Calibri" w:cs="Calibri"/>
+          <w:sz w:val="24"/>
+          <w:szCs w:val="24"/>
+        </w:rPr>
+        <w:t xml:space="preserve">: </w:t>
+      </w:r>
+      <w:r>
+        <w:rPr>
+          <w:rFonts w:ascii="Calibri" w:hAnsi="Calibri" w:cs="Calibri"/>
+          <w:sz w:val="24"/>
+          <w:szCs w:val="24"/>
+        </w:rPr>
+        <w:t>Ứng dụng quản lý thời gian trực tuyến (Pomodoro) nhằm tối ưu hóa hiệu suất làm việc</w:t>
+      </w:r>
+      <w:r>
+        <w:rPr>
+          <w:rFonts w:ascii="Calibri" w:hAnsi="Calibri" w:cs="Calibri"/>
+          <w:sz w:val="24"/>
+          <w:szCs w:val="24"/>
+        </w:rPr>
+        <w:t>.</w:t>
+      </w:r>
+    </w:p>
+    <w:p>
+      <w:pPr>
+        <w:pStyle w:val="ListParagraph"/>
+        <w:numPr>
+          <w:ilvl w:val="0"/>
+          <w:numId w:val="2"/>
+        </w:numPr>
+        <w:spacing w:line="240" w:lineRule="auto"/>
+        <w:rPr>
+          <w:rFonts w:ascii="Calibri" w:hAnsi="Calibri" w:cs="Calibri"/>
+          <w:sz w:val="24"/>
+          <w:szCs w:val="24"/>
+        </w:rPr>
+      </w:pPr>
+      <w:r>
+        <w:rPr>
+          <w:rFonts w:ascii="Calibri" w:hAnsi="Calibri" w:cs="Calibri"/>
+          <w:b/>
+          <w:bCs/>
+          <w:sz w:val="24"/>
+          <w:szCs w:val="24"/>
+        </w:rPr>
+        <w:t>Backend</w:t>
       </w:r>
       <w:r>
         <w:rPr>
@@ -2402,112 +3229,129 @@
       <w:r>
         <w:rPr>
           <w:rFonts w:ascii="Calibri" w:hAnsi="Calibri" w:cs="Calibri"/>
-          <w:sz w:val="24"/>
-          <w:szCs w:val="24"/>
-        </w:rPr>
-        <w:t>Android hỗ trợ người dùng học từ vựng tiếng Anh bằng phương pháp flashcard</w:t>
-      </w:r>
-      <w:r>
-        <w:rPr>
-          <w:rFonts w:ascii="Calibri" w:hAnsi="Calibri" w:cs="Calibri"/>
-          <w:sz w:val="24"/>
-          <w:szCs w:val="24"/>
-        </w:rPr>
-        <w:t>.</w:t>
-      </w:r>
-      <w:bookmarkStart w:id="0" w:name="_GoBack"/>
-      <w:bookmarkEnd w:id="0"/>
-    </w:p>
-    <w:p>
-      <w:pPr>
-        <w:pStyle w:val="ListParagraph"/>
-        <w:numPr>
-          <w:ilvl w:val="1"/>
-          <w:numId w:val="1"/>
-        </w:numPr>
-        <w:spacing w:line="240" w:lineRule="auto"/>
-        <w:rPr>
-          <w:rFonts w:ascii="Calibri" w:hAnsi="Calibri" w:cs="Calibri"/>
-          <w:sz w:val="24"/>
-          <w:szCs w:val="24"/>
-        </w:rPr>
-      </w:pPr>
-      <w:r>
-        <w:rPr>
-          <w:rFonts w:ascii="Calibri" w:hAnsi="Calibri" w:cs="Calibri"/>
-          <w:sz w:val="24"/>
-          <w:szCs w:val="24"/>
-        </w:rPr>
-        <w:t>Tạo, chỉnh sửa, xóa và quản lý bộ thẻ từ vựng cá nhân.</w:t>
-      </w:r>
-    </w:p>
-    <w:p>
-      <w:pPr>
-        <w:pStyle w:val="ListParagraph"/>
-        <w:numPr>
-          <w:ilvl w:val="1"/>
-          <w:numId w:val="1"/>
-        </w:numPr>
-        <w:spacing w:line="240" w:lineRule="auto"/>
-        <w:rPr>
-          <w:rFonts w:ascii="Calibri" w:hAnsi="Calibri" w:cs="Calibri"/>
-          <w:sz w:val="24"/>
-          <w:szCs w:val="24"/>
-        </w:rPr>
-      </w:pPr>
-      <w:r>
-        <w:rPr>
-          <w:rFonts w:ascii="Calibri" w:hAnsi="Calibri" w:cs="Calibri"/>
-          <w:sz w:val="24"/>
-          <w:szCs w:val="24"/>
-        </w:rPr>
-        <w:t>Hiển thị từ và nghĩa dạng flashcard, hỗ trợ đảo mặt để kiểm tra nhớ từ.</w:t>
-      </w:r>
-    </w:p>
-    <w:p>
-      <w:pPr>
-        <w:pStyle w:val="ListParagraph"/>
-        <w:numPr>
-          <w:ilvl w:val="1"/>
-          <w:numId w:val="1"/>
-        </w:numPr>
-        <w:spacing w:line="240" w:lineRule="auto"/>
-        <w:rPr>
-          <w:rFonts w:ascii="Calibri" w:hAnsi="Calibri" w:cs="Calibri"/>
-          <w:sz w:val="24"/>
-          <w:szCs w:val="24"/>
-        </w:rPr>
-      </w:pPr>
-      <w:r>
-        <w:rPr>
-          <w:rFonts w:ascii="Calibri" w:hAnsi="Calibri" w:cs="Calibri"/>
-          <w:sz w:val="24"/>
-          <w:szCs w:val="24"/>
-        </w:rPr>
-        <w:t>Chế độ ôn tập với câu hỏi trắc nghiệm hoặc tự luận.</w:t>
-      </w:r>
-    </w:p>
-    <w:p>
-      <w:pPr>
-        <w:pStyle w:val="ListParagraph"/>
-        <w:numPr>
-          <w:ilvl w:val="1"/>
-          <w:numId w:val="1"/>
-        </w:numPr>
-        <w:spacing w:line="240" w:lineRule="auto"/>
-        <w:rPr>
-          <w:rFonts w:ascii="Calibri" w:hAnsi="Calibri" w:cs="Calibri"/>
-          <w:sz w:val="24"/>
-          <w:szCs w:val="24"/>
-        </w:rPr>
-      </w:pPr>
-      <w:r>
-        <w:rPr>
-          <w:rFonts w:ascii="Calibri" w:hAnsi="Calibri" w:cs="Calibri"/>
-          <w:sz w:val="24"/>
-          <w:szCs w:val="24"/>
-        </w:rPr>
-        <w:t>Đồng bộ dữ liệu từ server qua RESTful API bằng Retrofit.</w:t>
+          <w:b/>
+          <w:bCs/>
+          <w:sz w:val="24"/>
+          <w:szCs w:val="24"/>
+        </w:rPr>
+        <w:t>&amp; Persistence</w:t>
+      </w:r>
+      <w:r>
+        <w:rPr>
+          <w:rFonts w:ascii="Calibri" w:hAnsi="Calibri" w:cs="Calibri"/>
+          <w:sz w:val="24"/>
+          <w:szCs w:val="24"/>
+        </w:rPr>
+        <w:t>: Phát triển dịch vụ Backend sử dụng MyBatis để truy xuất dữ liệu hiệu quả và quản lý giao dịch.</w:t>
+      </w:r>
+    </w:p>
+    <w:p>
+      <w:pPr>
+        <w:pStyle w:val="ListParagraph"/>
+        <w:numPr>
+          <w:ilvl w:val="0"/>
+          <w:numId w:val="2"/>
+        </w:numPr>
+        <w:spacing w:line="240" w:lineRule="auto"/>
+        <w:rPr>
+          <w:rFonts w:ascii="Calibri" w:hAnsi="Calibri" w:cs="Calibri"/>
+          <w:sz w:val="24"/>
+          <w:szCs w:val="24"/>
+        </w:rPr>
+      </w:pPr>
+      <w:r>
+        <w:rPr>
+          <w:rFonts w:ascii="Calibri" w:hAnsi="Calibri" w:cs="Calibri"/>
+          <w:b/>
+          <w:bCs/>
+          <w:sz w:val="24"/>
+          <w:szCs w:val="24"/>
+        </w:rPr>
+        <w:t>Security</w:t>
+      </w:r>
+      <w:r>
+        <w:rPr>
+          <w:rFonts w:ascii="Calibri" w:hAnsi="Calibri" w:cs="Calibri"/>
+          <w:sz w:val="24"/>
+          <w:szCs w:val="24"/>
+        </w:rPr>
+        <w:t>: Sử dụng Spring Security kết hợp với JWT và OAuth2 (Đăng nhập mạng xã hội); quản lý trạng thái bảo mật qua HttpOnly Cookies.</w:t>
+      </w:r>
+    </w:p>
+    <w:p>
+      <w:pPr>
+        <w:pStyle w:val="ListParagraph"/>
+        <w:numPr>
+          <w:ilvl w:val="0"/>
+          <w:numId w:val="2"/>
+        </w:numPr>
+        <w:spacing w:line="240" w:lineRule="auto"/>
+        <w:rPr>
+          <w:rFonts w:ascii="Calibri" w:hAnsi="Calibri" w:cs="Calibri"/>
+          <w:sz w:val="24"/>
+          <w:szCs w:val="24"/>
+        </w:rPr>
+      </w:pPr>
+      <w:r>
+        <w:rPr>
+          <w:rFonts w:ascii="Calibri" w:hAnsi="Calibri" w:cs="Calibri"/>
+          <w:b/>
+          <w:bCs/>
+          <w:sz w:val="24"/>
+          <w:szCs w:val="24"/>
+        </w:rPr>
+        <w:t>Frontend</w:t>
+      </w:r>
+      <w:r>
+        <w:rPr>
+          <w:rFonts w:ascii="Calibri" w:hAnsi="Calibri" w:cs="Calibri"/>
+          <w:sz w:val="24"/>
+          <w:szCs w:val="24"/>
+        </w:rPr>
+        <w:t>: Kiến trúc giao diện tải nhanh bằng Vite và ReactJS, triển khai điều hướng với React Router và giao diện chuyên nghiệp bằng MUI.</w:t>
+      </w:r>
+    </w:p>
+    <w:p>
+      <w:pPr>
+        <w:pStyle w:val="ListParagraph"/>
+        <w:numPr>
+          <w:ilvl w:val="0"/>
+          <w:numId w:val="2"/>
+        </w:numPr>
+        <w:spacing w:line="240" w:lineRule="auto"/>
+        <w:rPr>
+          <w:rFonts w:ascii="Calibri" w:hAnsi="Calibri" w:cs="Calibri"/>
+          <w:sz w:val="24"/>
+          <w:szCs w:val="24"/>
+        </w:rPr>
+      </w:pPr>
+      <w:r>
+        <w:rPr>
+          <w:rFonts w:ascii="Calibri" w:hAnsi="Calibri" w:cs="Calibri"/>
+          <w:b/>
+          <w:bCs/>
+          <w:sz w:val="24"/>
+          <w:szCs w:val="24"/>
+        </w:rPr>
+        <w:t>Containe</w:t>
+      </w:r>
+      <w:r>
+        <w:rPr>
+          <w:rFonts w:ascii="Calibri" w:hAnsi="Calibri" w:cs="Calibri"/>
+          <w:b/>
+          <w:bCs/>
+          <w:sz w:val="24"/>
+          <w:szCs w:val="24"/>
+        </w:rPr>
+        <w:t>rization</w:t>
+      </w:r>
+      <w:r>
+        <w:rPr>
+          <w:rFonts w:ascii="Calibri" w:hAnsi="Calibri" w:cs="Calibri"/>
+          <w:sz w:val="24"/>
+          <w:szCs w:val="24"/>
+        </w:rPr>
+        <w:t>: Chuẩn hóa quy trình triển khai bằng Docker.</w:t>
       </w:r>
     </w:p>
     <w:p>
@@ -2527,18 +3371,44 @@
       <w:r>
         <w:rPr>
           <w:rFonts w:ascii="Calibri" w:hAnsi="Calibri" w:cs="Calibri"/>
-          <w:sz w:val="24"/>
-          <w:szCs w:val="24"/>
-        </w:rPr>
-        <w:t xml:space="preserve">Công nghệ: </w:t>
-      </w:r>
-      <w:r>
-        <w:rPr>
-          <w:rFonts w:ascii="Calibri" w:hAnsi="Calibri" w:cs="Calibri"/>
-          <w:sz w:val="24"/>
-          <w:szCs w:val="24"/>
-        </w:rPr>
-        <w:t>Java</w:t>
+          <w:b/>
+          <w:bCs/>
+          <w:sz w:val="24"/>
+          <w:szCs w:val="24"/>
+        </w:rPr>
+        <w:t>Công nghệ</w:t>
+      </w:r>
+      <w:r>
+        <w:rPr>
+          <w:rFonts w:ascii="Calibri" w:hAnsi="Calibri" w:cs="Calibri"/>
+          <w:sz w:val="24"/>
+          <w:szCs w:val="24"/>
+        </w:rPr>
+        <w:t>:</w:t>
+      </w:r>
+      <w:r>
+        <w:rPr>
+          <w:rFonts w:ascii="Calibri" w:hAnsi="Calibri" w:cs="Calibri"/>
+          <w:sz w:val="24"/>
+          <w:szCs w:val="24"/>
+        </w:rPr>
+        <w:t xml:space="preserve"> </w:t>
+      </w:r>
+      <w:r>
+        <w:rPr>
+          <w:rFonts w:ascii="Calibri" w:hAnsi="Calibri" w:cs="Calibri"/>
+          <w:sz w:val="24"/>
+          <w:szCs w:val="24"/>
+        </w:rPr>
+        <w:t xml:space="preserve">Spring Boot, Spring Security, </w:t>
+      </w:r>
+      <w:r>
+        <w:rPr>
+          <w:rFonts w:ascii="Calibri" w:hAnsi="Calibri" w:cs="Calibri"/>
+          <w:sz w:val="24"/>
+          <w:szCs w:val="24"/>
+        </w:rPr>
+        <w:t>MyBatis</w:t>
       </w:r>
       <w:r>
         <w:rPr>
@@ -2554,55 +3424,7 @@
           <w:sz w:val="24"/>
           <w:szCs w:val="24"/>
         </w:rPr>
-        <w:t xml:space="preserve">Android Jetpack, </w:t>
-      </w:r>
-      <w:r>
-        <w:rPr>
-          <w:rFonts w:ascii="Calibri" w:hAnsi="Calibri" w:cs="Calibri"/>
-          <w:sz w:val="24"/>
-          <w:szCs w:val="24"/>
-        </w:rPr>
-        <w:t>MySQL</w:t>
-      </w:r>
-      <w:r>
-        <w:rPr>
-          <w:rFonts w:ascii="Calibri" w:hAnsi="Calibri" w:cs="Calibri"/>
-          <w:sz w:val="24"/>
-          <w:szCs w:val="24"/>
-        </w:rPr>
-        <w:t>, Retrofit</w:t>
-      </w:r>
-      <w:r>
-        <w:rPr>
-          <w:rFonts w:ascii="Calibri" w:hAnsi="Calibri" w:cs="Calibri"/>
-          <w:sz w:val="24"/>
-          <w:szCs w:val="24"/>
-        </w:rPr>
-        <w:t xml:space="preserve">, </w:t>
-      </w:r>
-      <w:r>
-        <w:rPr>
-          <w:rFonts w:ascii="Calibri" w:hAnsi="Calibri" w:cs="Calibri"/>
-          <w:sz w:val="24"/>
-          <w:szCs w:val="24"/>
-        </w:rPr>
-        <w:t xml:space="preserve">Android </w:t>
-      </w:r>
-      <w:r>
-        <w:rPr>
-          <w:rFonts w:ascii="Calibri" w:hAnsi="Calibri" w:cs="Calibri"/>
-          <w:sz w:val="24"/>
-          <w:szCs w:val="24"/>
-        </w:rPr>
-        <w:t>UI, Git, GitHub</w:t>
-      </w:r>
-      <w:r>
-        <w:rPr>
-          <w:rFonts w:ascii="Calibri" w:hAnsi="Calibri" w:cs="Calibri"/>
-          <w:sz w:val="24"/>
-          <w:szCs w:val="24"/>
-        </w:rPr>
-        <w:t>.</w:t>
+        <w:t>JWT, OAuth2, ReactJS, Vite, Material UI, React Router, Axios, MySQL, Docker, Git, GitHub, Cookie-based Authentication.</w:t>
       </w:r>
     </w:p>
     <w:p>
@@ -2957,7 +3779,7 @@
 </file>
 
 <file path=word/endnotes.xml><?xml version="1.0" encoding="utf-8"?>
-<w:endnotes xmlns:wpc="http://schemas.microsoft.com/office/word/2010/wordprocessingCanvas" xmlns:cx="http://schemas.microsoft.com/office/drawing/2014/chartex" xmlns:mc="http://schemas.openxmlformats.org/markup-compatibility/2006" xmlns:o="urn:schemas-microsoft-com:office:office" xmlns:r="http://schemas.openxmlformats.org/officeDocument/2006/relationships" xmlns:m="http://schemas.openxmlformats.org/officeDocument/2006/math" xmlns:v="urn:schemas-microsoft-com:vml" xmlns:wp14="http://schemas.microsoft.com/office/word/2010/wordprocessingDrawing" xmlns:wp="http://schemas.openxmlformats.org/drawingml/2006/wordprocessingDrawing" xmlns:w10="urn:schemas-microsoft-com:office:word" xmlns:w="http://schemas.openxmlformats.org/wordprocessingml/2006/main" xmlns:w14="http://schemas.microsoft.com/office/word/2010/wordml" xmlns:w15="http://schemas.microsoft.com/office/word/2012/wordml" xmlns:w16se="http://schemas.microsoft.com/office/word/2015/wordml/symex" xmlns:wpg="http://schemas.microsoft.com/office/word/2010/wordprocessingGroup" xmlns:wpi="http://schemas.microsoft.com/office/word/2010/wordprocessingInk" xmlns:wne="http://schemas.microsoft.com/office/word/2006/wordml" xmlns:wps="http://schemas.microsoft.com/office/word/2010/wordprocessingShape" mc:Ignorable="w14 w15 w16se wp14">
+<w:endnotes xmlns:wpc="http://schemas.microsoft.com/office/word/2010/wordprocessingCanvas" xmlns:cx="http://schemas.microsoft.com/office/drawing/2014/chartex" xmlns:cx1="http://schemas.microsoft.com/office/drawing/2015/9/8/chartex" xmlns:cx2="http://schemas.microsoft.com/office/drawing/2015/10/21/chartex" xmlns:cx3="http://schemas.microsoft.com/office/drawing/2016/5/9/chartex" xmlns:cx4="http://schemas.microsoft.com/office/drawing/2016/5/10/chartex" xmlns:cx5="http://schemas.microsoft.com/office/drawing/2016/5/11/chartex" xmlns:cx6="http://schemas.microsoft.com/office/drawing/2016/5/12/chartex" xmlns:cx7="http://schemas.microsoft.com/office/drawing/2016/5/13/chartex" xmlns:cx8="http://schemas.microsoft.com/office/drawing/2016/5/14/chartex" xmlns:mc="http://schemas.openxmlformats.org/markup-compatibility/2006" xmlns:aink="http://schemas.microsoft.com/office/drawing/2016/ink" xmlns:am3d="http://schemas.microsoft.com/office/drawing/2017/model3d" xmlns:o="urn:schemas-microsoft-com:office:office" xmlns:oel="http://schemas.microsoft.com/office/2019/extlst" xmlns:r="http://schemas.openxmlformats.org/officeDocument/2006/relationships" xmlns:m="http://schemas.openxmlformats.org/officeDocument/2006/math" xmlns:v="urn:schemas-microsoft-com:vml" xmlns:wp14="http://schemas.microsoft.com/office/word/2010/wordprocessingDrawing" xmlns:wp="http://schemas.openxmlformats.org/drawingml/2006/wordprocessingDrawing" xmlns:w10="urn:schemas-microsoft-com:office:word" xmlns:w="http://schemas.openxmlformats.org/wordprocessingml/2006/main" xmlns:w14="http://schemas.microsoft.com/office/word/2010/wordml" xmlns:w15="http://schemas.microsoft.com/office/word/2012/wordml" xmlns:w16cex="http://schemas.microsoft.com/office/word/2018/wordml/cex" xmlns:w16cid="http://schemas.microsoft.com/office/word/2016/wordml/cid" xmlns:w16="http://schemas.microsoft.com/office/word/2018/wordml" xmlns:w16du="http://schemas.microsoft.com/office/word/2023/wordml/word16du" xmlns:w16sdtdh="http://schemas.microsoft.com/office/word/2020/wordml/sdtdatahash" xmlns:w16sdtfl="http://schemas.microsoft.com/office/word/2024/wordml/sdtformatlock" xmlns:w16se="http://schemas.microsoft.com/office/word/2015/wordml/symex" xmlns:wpg="http://schemas.microsoft.com/office/word/2010/wordprocessingGroup" xmlns:wpi="http://schemas.microsoft.com/office/word/2010/wordprocessingInk" xmlns:wne="http://schemas.microsoft.com/office/word/2006/wordml" xmlns:wps="http://schemas.microsoft.com/office/word/2010/wordprocessingShape" mc:Ignorable="w14 w15 w16se w16cid w16 w16cex w16sdtdh w16sdtfl w16du wp14">
   <w:endnote w:type="separator" w:id="-1">
     <w:p>
       <w:pPr>
@@ -2982,7 +3804,7 @@
 </file>
 
 <file path=word/footnotes.xml><?xml version="1.0" encoding="utf-8"?>
-<w:footnotes xmlns:wpc="http://schemas.microsoft.com/office/word/2010/wordprocessingCanvas" xmlns:cx="http://schemas.microsoft.com/office/drawing/2014/chartex" xmlns:mc="http://schemas.openxmlformats.org/markup-compatibility/2006" xmlns:o="urn:schemas-microsoft-com:office:office" xmlns:r="http://schemas.openxmlformats.org/officeDocument/2006/relationships" xmlns:m="http://schemas.openxmlformats.org/officeDocument/2006/math" xmlns:v="urn:schemas-microsoft-com:vml" xmlns:wp14="http://schemas.microsoft.com/office/word/2010/wordprocessingDrawing" xmlns:wp="http://schemas.openxmlformats.org/drawingml/2006/wordprocessingDrawing" xmlns:w10="urn:schemas-microsoft-com:office:word" xmlns:w="http://schemas.openxmlformats.org/wordprocessingml/2006/main" xmlns:w14="http://schemas.microsoft.com/office/word/2010/wordml" xmlns:w15="http://schemas.microsoft.com/office/word/2012/wordml" xmlns:w16se="http://schemas.microsoft.com/office/word/2015/wordml/symex" xmlns:wpg="http://schemas.microsoft.com/office/word/2010/wordprocessingGroup" xmlns:wpi="http://schemas.microsoft.com/office/word/2010/wordprocessingInk" xmlns:wne="http://schemas.microsoft.com/office/word/2006/wordml" xmlns:wps="http://schemas.microsoft.com/office/word/2010/wordprocessingShape" mc:Ignorable="w14 w15 w16se wp14">
+<w:footnotes xmlns:wpc="http://schemas.microsoft.com/office/word/2010/wordprocessingCanvas" xmlns:cx="http://schemas.microsoft.com/office/drawing/2014/chartex" xmlns:cx1="http://schemas.microsoft.com/office/drawing/2015/9/8/chartex" xmlns:cx2="http://schemas.microsoft.com/office/drawing/2015/10/21/chartex" xmlns:cx3="http://schemas.microsoft.com/office/drawing/2016/5/9/chartex" xmlns:cx4="http://schemas.microsoft.com/office/drawing/2016/5/10/chartex" xmlns:cx5="http://schemas.microsoft.com/office/drawing/2016/5/11/chartex" xmlns:cx6="http://schemas.microsoft.com/office/drawing/2016/5/12/chartex" xmlns:cx7="http://schemas.microsoft.com/office/drawing/2016/5/13/chartex" xmlns:cx8="http://schemas.microsoft.com/office/drawing/2016/5/14/chartex" xmlns:mc="http://schemas.openxmlformats.org/markup-compatibility/2006" xmlns:aink="http://schemas.microsoft.com/office/drawing/2016/ink" xmlns:am3d="http://schemas.microsoft.com/office/drawing/2017/model3d" xmlns:o="urn:schemas-microsoft-com:office:office" xmlns:oel="http://schemas.microsoft.com/office/2019/extlst" xmlns:r="http://schemas.openxmlformats.org/officeDocument/2006/relationships" xmlns:m="http://schemas.openxmlformats.org/officeDocument/2006/math" xmlns:v="urn:schemas-microsoft-com:vml" xmlns:wp14="http://schemas.microsoft.com/office/word/2010/wordprocessingDrawing" xmlns:wp="http://schemas.openxmlformats.org/drawingml/2006/wordprocessingDrawing" xmlns:w10="urn:schemas-microsoft-com:office:word" xmlns:w="http://schemas.openxmlformats.org/wordprocessingml/2006/main" xmlns:w14="http://schemas.microsoft.com/office/word/2010/wordml" xmlns:w15="http://schemas.microsoft.com/office/word/2012/wordml" xmlns:w16cex="http://schemas.microsoft.com/office/word/2018/wordml/cex" xmlns:w16cid="http://schemas.microsoft.com/office/word/2016/wordml/cid" xmlns:w16="http://schemas.microsoft.com/office/word/2018/wordml" xmlns:w16du="http://schemas.microsoft.com/office/word/2023/wordml/word16du" xmlns:w16sdtdh="http://schemas.microsoft.com/office/word/2020/wordml/sdtdatahash" xmlns:w16sdtfl="http://schemas.microsoft.com/office/word/2024/wordml/sdtformatlock" xmlns:w16se="http://schemas.microsoft.com/office/word/2015/wordml/symex" xmlns:wpg="http://schemas.microsoft.com/office/word/2010/wordprocessingGroup" xmlns:wpi="http://schemas.microsoft.com/office/word/2010/wordprocessingInk" xmlns:wne="http://schemas.microsoft.com/office/word/2006/wordml" xmlns:wps="http://schemas.microsoft.com/office/word/2010/wordprocessingShape" mc:Ignorable="w14 w15 w16se w16cid w16 w16cex w16sdtdh w16sdtfl w16du wp14">
   <w:footnote w:type="separator" w:id="-1">
     <w:p>
       <w:pPr>
@@ -3007,7 +3829,7 @@
 </file>
 
 <file path=word/numbering.xml><?xml version="1.0" encoding="utf-8"?>
-<w:numbering xmlns:wpc="http://schemas.microsoft.com/office/word/2010/wordprocessingCanvas" xmlns:cx="http://schemas.microsoft.com/office/drawing/2014/chartex" xmlns:mc="http://schemas.openxmlformats.org/markup-compatibility/2006" xmlns:o="urn:schemas-microsoft-com:office:office" xmlns:r="http://schemas.openxmlformats.org/officeDocument/2006/relationships" xmlns:m="http://schemas.openxmlformats.org/officeDocument/2006/math" xmlns:v="urn:schemas-microsoft-com:vml" xmlns:wp14="http://schemas.microsoft.com/office/word/2010/wordprocessingDrawing" xmlns:wp="http://schemas.openxmlformats.org/drawingml/2006/wordprocessingDrawing" xmlns:w10="urn:schemas-microsoft-com:office:word" xmlns:w="http://schemas.openxmlformats.org/wordprocessingml/2006/main" xmlns:w14="http://schemas.microsoft.com/office/word/2010/wordml" xmlns:w15="http://schemas.microsoft.com/office/word/2012/wordml" xmlns:w16se="http://schemas.microsoft.com/office/word/2015/wordml/symex" xmlns:wpg="http://schemas.microsoft.com/office/word/2010/wordprocessingGroup" xmlns:wpi="http://schemas.microsoft.com/office/word/2010/wordprocessingInk" xmlns:wne="http://schemas.microsoft.com/office/word/2006/wordml" xmlns:wps="http://schemas.microsoft.com/office/word/2010/wordprocessingShape" mc:Ignorable="w14 w15 w16se wp14">
+<w:numbering xmlns:wpc="http://schemas.microsoft.com/office/word/2010/wordprocessingCanvas" xmlns:cx="http://schemas.microsoft.com/office/drawing/2014/chartex" xmlns:cx1="http://schemas.microsoft.com/office/drawing/2015/9/8/chartex" xmlns:cx2="http://schemas.microsoft.com/office/drawing/2015/10/21/chartex" xmlns:cx3="http://schemas.microsoft.com/office/drawing/2016/5/9/chartex" xmlns:cx4="http://schemas.microsoft.com/office/drawing/2016/5/10/chartex" xmlns:cx5="http://schemas.microsoft.com/office/drawing/2016/5/11/chartex" xmlns:cx6="http://schemas.microsoft.com/office/drawing/2016/5/12/chartex" xmlns:cx7="http://schemas.microsoft.com/office/drawing/2016/5/13/chartex" xmlns:cx8="http://schemas.microsoft.com/office/drawing/2016/5/14/chartex" xmlns:mc="http://schemas.openxmlformats.org/markup-compatibility/2006" xmlns:aink="http://schemas.microsoft.com/office/drawing/2016/ink" xmlns:am3d="http://schemas.microsoft.com/office/drawing/2017/model3d" xmlns:o="urn:schemas-microsoft-com:office:office" xmlns:oel="http://schemas.microsoft.com/office/2019/extlst" xmlns:r="http://schemas.openxmlformats.org/officeDocument/2006/relationships" xmlns:m="http://schemas.openxmlformats.org/officeDocument/2006/math" xmlns:v="urn:schemas-microsoft-com:vml" xmlns:wp14="http://schemas.microsoft.com/office/word/2010/wordprocessingDrawing" xmlns:wp="http://schemas.openxmlformats.org/drawingml/2006/wordprocessingDrawing" xmlns:w10="urn:schemas-microsoft-com:office:word" xmlns:w="http://schemas.openxmlformats.org/wordprocessingml/2006/main" xmlns:w14="http://schemas.microsoft.com/office/word/2010/wordml" xmlns:w15="http://schemas.microsoft.com/office/word/2012/wordml" xmlns:w16cex="http://schemas.microsoft.com/office/word/2018/wordml/cex" xmlns:w16cid="http://schemas.microsoft.com/office/word/2016/wordml/cid" xmlns:w16="http://schemas.microsoft.com/office/word/2018/wordml" xmlns:w16du="http://schemas.microsoft.com/office/word/2023/wordml/word16du" xmlns:w16sdtdh="http://schemas.microsoft.com/office/word/2020/wordml/sdtdatahash" xmlns:w16sdtfl="http://schemas.microsoft.com/office/word/2024/wordml/sdtformatlock" xmlns:w16se="http://schemas.microsoft.com/office/word/2015/wordml/symex" xmlns:wpg="http://schemas.microsoft.com/office/word/2010/wordprocessingGroup" xmlns:wpi="http://schemas.microsoft.com/office/word/2010/wordprocessingInk" xmlns:wne="http://schemas.microsoft.com/office/word/2006/wordml" xmlns:wps="http://schemas.microsoft.com/office/word/2010/wordprocessingShape" mc:Ignorable="w14 w15 w16se w16cid w16 w16cex w16sdtdh w16sdtfl w16du wp14">
   <w:abstractNum w:abstractNumId="0" w15:restartNumberingAfterBreak="0">
     <w:nsid w:val="086119EC"/>
     <w:multiLevelType w:val="hybridMultilevel"/>
@@ -3573,26 +4395,26 @@
       </w:rPr>
     </w:lvl>
   </w:abstractNum>
-  <w:num w:numId="1">
+  <w:num w:numId="1" w16cid:durableId="2029521300">
     <w:abstractNumId w:val="1"/>
   </w:num>
-  <w:num w:numId="2">
+  <w:num w:numId="2" w16cid:durableId="972947745">
     <w:abstractNumId w:val="0"/>
   </w:num>
-  <w:num w:numId="3">
+  <w:num w:numId="3" w16cid:durableId="1956864333">
     <w:abstractNumId w:val="3"/>
   </w:num>
-  <w:num w:numId="4">
+  <w:num w:numId="4" w16cid:durableId="1509178313">
     <w:abstractNumId w:val="2"/>
   </w:num>
-  <w:num w:numId="5">
+  <w:num w:numId="5" w16cid:durableId="612982029">
     <w:abstractNumId w:val="4"/>
   </w:num>
 </w:numbering>
 </file>
 
 <file path=word/styles.xml><?xml version="1.0" encoding="utf-8"?>
-<w:styles xmlns:mc="http://schemas.openxmlformats.org/markup-compatibility/2006" xmlns:r="http://schemas.openxmlformats.org/officeDocument/2006/relationships" xmlns:w="http://schemas.openxmlformats.org/wordprocessingml/2006/main" xmlns:w14="http://schemas.microsoft.com/office/word/2010/wordml" xmlns:w15="http://schemas.microsoft.com/office/word/2012/wordml" xmlns:w16se="http://schemas.microsoft.com/office/word/2015/wordml/symex" mc:Ignorable="w14 w15 w16se">
+<w:styles xmlns:mc="http://schemas.openxmlformats.org/markup-compatibility/2006" xmlns:r="http://schemas.openxmlformats.org/officeDocument/2006/relationships" xmlns:w="http://schemas.openxmlformats.org/wordprocessingml/2006/main" xmlns:w14="http://schemas.microsoft.com/office/word/2010/wordml" xmlns:w15="http://schemas.microsoft.com/office/word/2012/wordml" xmlns:w16cex="http://schemas.microsoft.com/office/word/2018/wordml/cex" xmlns:w16cid="http://schemas.microsoft.com/office/word/2016/wordml/cid" xmlns:w16="http://schemas.microsoft.com/office/word/2018/wordml" xmlns:w16du="http://schemas.microsoft.com/office/word/2023/wordml/word16du" xmlns:w16sdtdh="http://schemas.microsoft.com/office/word/2020/wordml/sdtdatahash" xmlns:w16sdtfl="http://schemas.microsoft.com/office/word/2024/wordml/sdtformatlock" xmlns:w16se="http://schemas.microsoft.com/office/word/2015/wordml/symex" mc:Ignorable="w14 w15 w16se w16cid w16 w16cex w16sdtdh w16sdtfl w16du">
   <w:docDefaults>
     <w:rPrDefault>
       <w:rPr>
@@ -3608,7 +4430,7 @@
       </w:pPr>
     </w:pPrDefault>
   </w:docDefaults>
-  <w:latentStyles w:defLockedState="0" w:defUIPriority="99" w:defSemiHidden="0" w:defUnhideWhenUsed="0" w:defQFormat="0" w:count="371">
+  <w:latentStyles w:defLockedState="0" w:defUIPriority="99" w:defSemiHidden="0" w:defUnhideWhenUsed="0" w:defQFormat="0" w:count="376">
     <w:lsdException w:name="Normal" w:uiPriority="0" w:qFormat="1"/>
     <w:lsdException w:name="heading 1" w:uiPriority="9" w:qFormat="1"/>
     <w:lsdException w:name="heading 2" w:semiHidden="1" w:uiPriority="9" w:unhideWhenUsed="1" w:qFormat="1"/>
@@ -3980,6 +4802,11 @@
     <w:lsdException w:name="List Table 5 Dark Accent 6" w:uiPriority="50"/>
     <w:lsdException w:name="List Table 6 Colorful Accent 6" w:uiPriority="51"/>
     <w:lsdException w:name="List Table 7 Colorful Accent 6" w:uiPriority="52"/>
+    <w:lsdException w:name="Mention" w:semiHidden="1" w:unhideWhenUsed="1"/>
+    <w:lsdException w:name="Smart Hyperlink" w:semiHidden="1" w:unhideWhenUsed="1"/>
+    <w:lsdException w:name="Hashtag" w:semiHidden="1" w:unhideWhenUsed="1"/>
+    <w:lsdException w:name="Unresolved Mention" w:semiHidden="1" w:unhideWhenUsed="1"/>
+    <w:lsdException w:name="Smart Link" w:semiHidden="1" w:unhideWhenUsed="1"/>
   </w:latentStyles>
   <w:style w:type="paragraph" w:default="1" w:styleId="Normal">
     <w:name w:val="Normal"/>
@@ -3992,7 +4819,6 @@
   <w:style w:type="character" w:default="1" w:styleId="DefaultParagraphFont">
     <w:name w:val="Default Paragraph Font"/>
     <w:uiPriority w:val="1"/>
-    <w:semiHidden/>
     <w:unhideWhenUsed/>
   </w:style>
   <w:style w:type="table" w:default="1" w:styleId="TableNormal">
@@ -4101,6 +4927,22 @@
         <w:insideV w:val="single" w:sz="4" w:space="0" w:color="auto"/>
       </w:tblBorders>
     </w:tblPr>
+  </w:style>
+  <w:style w:type="paragraph" w:styleId="NormalWeb">
+    <w:name w:val="Normal (Web)"/>
+    <w:basedOn w:val="Normal"/>
+    <w:uiPriority w:val="99"/>
+    <w:semiHidden/>
+    <w:unhideWhenUsed/>
+    <w:rsid w:val="003A096A"/>
+    <w:pPr>
+      <w:spacing w:before="100" w:beforeAutospacing="1" w:after="100" w:afterAutospacing="1" w:line="240" w:lineRule="auto"/>
+    </w:pPr>
+    <w:rPr>
+      <w:rFonts w:ascii="Times New Roman" w:eastAsia="Times New Roman" w:hAnsi="Times New Roman" w:cs="Times New Roman"/>
+      <w:sz w:val="24"/>
+      <w:szCs w:val="24"/>
+    </w:rPr>
   </w:style>
 </w:styles>
 </file>
